--- a/03_INFORME_CONSOLIDADO_FINAL.docx
+++ b/03_INFORME_CONSOLIDADO_FINAL.docx
@@ -15,7 +15,7 @@
         <w:pStyle w:val="Subtitle"/>
       </w:pPr>
       <w:r>
-        <w:t xml:space="preserve">Auditoría financiera, contable, bancaria, tributaria y laboral del Grupo</w:t>
+        <w:t xml:space="preserve">REVISADO POST-VALIDACIÓN FORENSE 11/05/2026</w:t>
       </w:r>
     </w:p>
     <w:p>
@@ -31,7 +31,7 @@
         <w:pStyle w:val="Date"/>
       </w:pPr>
       <w:r>
-        <w:t xml:space="preserve">11 de mayo de 2026</w:t>
+        <w:t xml:space="preserve">11 de mayo de 2026 (rev. 16:50)</w:t>
       </w:r>
     </w:p>
     <w:sdt>
@@ -60,16 +60,337 @@
         </w:p>
       </w:sdtContent>
     </w:sdt>
-    <w:bookmarkStart w:id="13" w:name="introducción"/>
+    <w:bookmarkStart w:id="9" w:name="nota-de-revisión-post-validación"/>
     <w:p>
       <w:pPr>
         <w:pStyle w:val="Heading1"/>
       </w:pPr>
       <w:r>
+        <w:t xml:space="preserve">0. NOTA DE REVISIÓN POST-VALIDACIÓN</w:t>
+      </w:r>
+    </w:p>
+    <w:p>
+      <w:pPr>
+        <w:pStyle w:val="BlockText"/>
+      </w:pPr>
+      <w:r>
+        <w:rPr>
+          <w:b/>
+          <w:bCs/>
+        </w:rPr>
+        <w:t xml:space="preserve">Este documento fue actualizado el 11/05/2026 tras una validación forense de 25 queries × 4 empresas (100 queries) ejecutadas directamente contra S10 SQL Server productivo.</w:t>
+      </w:r>
+      <w:r>
+        <w:t xml:space="preserve"> </w:t>
+      </w:r>
+      <w:r>
+        <w:t xml:space="preserve">Ver</w:t>
+      </w:r>
+      <w:r>
+        <w:t xml:space="preserve"> </w:t>
+      </w:r>
+      <w:r>
+        <w:rPr>
+          <w:rStyle w:val="VerbatimChar"/>
+        </w:rPr>
+        <w:t xml:space="preserve">05_VALIDACION_FORENSE_S10.docx</w:t>
+      </w:r>
+      <w:r>
+        <w:t xml:space="preserve"> </w:t>
+      </w:r>
+      <w:r>
+        <w:t xml:space="preserve">para detalle metodológico.</w:t>
+      </w:r>
+    </w:p>
+    <w:p>
+      <w:pPr>
+        <w:pStyle w:val="BlockText"/>
+      </w:pPr>
+      <w:r>
+        <w:rPr>
+          <w:b/>
+          <w:bCs/>
+        </w:rPr>
+        <w:t xml:space="preserve">Cambios materiales:</w:t>
+      </w:r>
+    </w:p>
+    <w:tbl>
+      <w:tblPr>
+        <w:tblStyle w:val="Table"/>
+        <w:tblW w:type="pct" w:w="5000"/>
+        <w:tblLayout w:type="fixed"/>
+        <w:tblLook w:firstRow="1" w:lastRow="0" w:firstColumn="0" w:lastColumn="0" w:noHBand="0" w:noVBand="0" w:val="0020"/>
+      </w:tblPr>
+      <w:tblGrid>
+        <w:gridCol w:w="2640"/>
+        <w:gridCol w:w="2640"/>
+        <w:gridCol w:w="2640"/>
+      </w:tblGrid>
+      <w:tr>
+        <w:trPr>
+          <w:tblHeader w:val="on"/>
+        </w:trPr>
+        <w:tc>
+          <w:tcPr/>
+          <w:p>
+            <w:pPr>
+              <w:pStyle w:val="Compact"/>
+            </w:pPr>
+            <w:r>
+              <w:t xml:space="preserve">Hallazgo previo</w:t>
+            </w:r>
+          </w:p>
+        </w:tc>
+        <w:tc>
+          <w:tcPr/>
+          <w:p>
+            <w:pPr>
+              <w:pStyle w:val="Compact"/>
+            </w:pPr>
+            <w:r>
+              <w:t xml:space="preserve">Veredicto S10</w:t>
+            </w:r>
+          </w:p>
+        </w:tc>
+        <w:tc>
+          <w:tcPr/>
+          <w:p>
+            <w:pPr>
+              <w:pStyle w:val="Compact"/>
+            </w:pPr>
+            <w:r>
+              <w:t xml:space="preserve">Acción</w:t>
+            </w:r>
+          </w:p>
+        </w:tc>
+      </w:tr>
+      <w:tr>
+        <w:tc>
+          <w:tcPr/>
+          <w:p>
+            <w:pPr>
+              <w:pStyle w:val="Compact"/>
+            </w:pPr>
+            <w:r>
+              <w:t xml:space="preserve">“CMO falta apertura 2026”</w:t>
+            </w:r>
+          </w:p>
+        </w:tc>
+        <w:tc>
+          <w:tcPr/>
+          <w:p>
+            <w:pPr>
+              <w:pStyle w:val="Compact"/>
+            </w:pPr>
+            <w:r>
+              <w:t xml:space="preserve">🔴 REFUTADO</w:t>
+            </w:r>
+          </w:p>
+        </w:tc>
+        <w:tc>
+          <w:tcPr/>
+          <w:p>
+            <w:pPr>
+              <w:pStyle w:val="Compact"/>
+            </w:pPr>
+            <w:r>
+              <w:t xml:space="preserve">Removido — la apertura sí existe (9,700 asientos, S/592M)</w:t>
+            </w:r>
+          </w:p>
+        </w:tc>
+      </w:tr>
+      <w:tr>
+        <w:tc>
+          <w:tcPr/>
+          <w:p>
+            <w:pPr>
+              <w:pStyle w:val="Compact"/>
+            </w:pPr>
+            <w:r>
+              <w:t xml:space="preserve">“CMO Capital S/78.3M”</w:t>
+            </w:r>
+          </w:p>
+        </w:tc>
+        <w:tc>
+          <w:tcPr/>
+          <w:p>
+            <w:pPr>
+              <w:pStyle w:val="Compact"/>
+            </w:pPr>
+            <w:r>
+              <w:t xml:space="preserve">🟡 CORREGIDO</w:t>
+            </w:r>
+          </w:p>
+        </w:tc>
+        <w:tc>
+          <w:tcPr/>
+          <w:p>
+            <w:pPr>
+              <w:pStyle w:val="Compact"/>
+            </w:pPr>
+            <w:r>
+              <w:t xml:space="preserve">No hay cta 50; verdadero issue: patrimonio neto</w:t>
+            </w:r>
+            <w:r>
+              <w:t xml:space="preserve"> </w:t>
+            </w:r>
+            <w:r>
+              <w:rPr>
+                <w:b/>
+                <w:bCs/>
+              </w:rPr>
+              <w:t xml:space="preserve">−S/2.87M</w:t>
+            </w:r>
+            <w:r>
+              <w:t xml:space="preserve"> </w:t>
+            </w:r>
+            <w:r>
+              <w:t xml:space="preserve">(Art. 220 LGS)</w:t>
+            </w:r>
+          </w:p>
+        </w:tc>
+      </w:tr>
+      <w:tr>
+        <w:tc>
+          <w:tcPr/>
+          <w:p>
+            <w:pPr>
+              <w:pStyle w:val="Compact"/>
+            </w:pPr>
+            <w:r>
+              <w:t xml:space="preserve">“Préstamos intercompañía S/123M”</w:t>
+            </w:r>
+          </w:p>
+        </w:tc>
+        <w:tc>
+          <w:tcPr/>
+          <w:p>
+            <w:pPr>
+              <w:pStyle w:val="Compact"/>
+            </w:pPr>
+            <w:r>
+              <w:t xml:space="preserve">🔴 REFUTADO</w:t>
+            </w:r>
+          </w:p>
+        </w:tc>
+        <w:tc>
+          <w:tcPr/>
+          <w:p>
+            <w:pPr>
+              <w:pStyle w:val="Compact"/>
+            </w:pPr>
+            <w:r>
+              <w:t xml:space="preserve">S/123M era movido histórico; saldo cta 17 CMO = S/34M; intercompañía 4 auditadas =</w:t>
+            </w:r>
+            <w:r>
+              <w:t xml:space="preserve"> </w:t>
+            </w:r>
+            <w:r>
+              <w:rPr>
+                <w:b/>
+                <w:bCs/>
+              </w:rPr>
+              <w:t xml:space="preserve">S/20M consolidado</w:t>
+            </w:r>
+          </w:p>
+        </w:tc>
+      </w:tr>
+      <w:tr>
+        <w:tc>
+          <w:tcPr/>
+          <w:p>
+            <w:pPr>
+              <w:pStyle w:val="Compact"/>
+            </w:pPr>
+            <w:r>
+              <w:t xml:space="preserve">“BBVA MN −S/13M desde 2023”</w:t>
+            </w:r>
+          </w:p>
+        </w:tc>
+        <w:tc>
+          <w:tcPr/>
+          <w:p>
+            <w:pPr>
+              <w:pStyle w:val="Compact"/>
+            </w:pPr>
+            <w:r>
+              <w:t xml:space="preserve">🟡 CORREGIDO</w:t>
+            </w:r>
+          </w:p>
+        </w:tc>
+        <w:tc>
+          <w:tcPr/>
+          <w:p>
+            <w:pPr>
+              <w:pStyle w:val="Compact"/>
+            </w:pPr>
+            <w:r>
+              <w:t xml:space="preserve">Origen real: enero 2026 (no 2023). Ver §4.4</w:t>
+            </w:r>
+          </w:p>
+        </w:tc>
+      </w:tr>
+    </w:tbl>
+    <w:p>
+      <w:pPr>
+        <w:pStyle w:val="BlockText"/>
+      </w:pPr>
+      <w:r>
+        <w:rPr>
+          <w:b/>
+          <w:bCs/>
+        </w:rPr>
+        <w:t xml:space="preserve">7 hallazgos NUEVOS detectados</w:t>
+      </w:r>
+      <w:r>
+        <w:t xml:space="preserve"> </w:t>
+      </w:r>
+      <w:r>
+        <w:t xml:space="preserve">(N01–N07): patrimonio negativo CMO, activo fijo neto negativo CMO, 9,809 asientos futuros CMO, origen BBVA −S/13M, INTEGRAL→CMO S/11.1M, CTS mayo 2026 pendiente, crédito Renta INTEGRAL S/287K.</w:t>
+      </w:r>
+    </w:p>
+    <w:p>
+      <w:pPr>
+        <w:pStyle w:val="BlockText"/>
+      </w:pPr>
+      <w:r>
+        <w:rPr>
+          <w:b/>
+          <w:bCs/>
+        </w:rPr>
+        <w:t xml:space="preserve">Contingencia recalculada:</w:t>
+      </w:r>
+      <w:r>
+        <w:t xml:space="preserve"> </w:t>
+      </w:r>
+      <w:r>
+        <w:t xml:space="preserve">S/4.96M | Créditos recuperables: S/427K |</w:t>
+      </w:r>
+      <w:r>
+        <w:t xml:space="preserve"> </w:t>
+      </w:r>
+      <w:r>
+        <w:rPr>
+          <w:b/>
+          <w:bCs/>
+        </w:rPr>
+        <w:t xml:space="preserve">NETA: S/4.54M</w:t>
+      </w:r>
+      <w:r>
+        <w:t xml:space="preserve">.</w:t>
+      </w:r>
+    </w:p>
+    <w:bookmarkEnd w:id="9"/>
+    <w:bookmarkStart w:id="14" w:name="introducción"/>
+    <w:p>
+      <w:pPr>
+        <w:pStyle w:val="Heading1"/>
+      </w:pPr>
+      <w:r>
         <w:t xml:space="preserve">1. INTRODUCCIÓN</w:t>
       </w:r>
     </w:p>
-    <w:bookmarkStart w:id="9" w:name="empresas-auditadas"/>
+    <w:bookmarkStart w:id="10" w:name="empresas-auditadas"/>
     <w:p>
       <w:pPr>
         <w:pStyle w:val="Heading2"/>
@@ -346,8 +667,8 @@
         </w:tc>
       </w:tr>
     </w:tbl>
-    <w:bookmarkEnd w:id="9"/>
-    <w:bookmarkStart w:id="10" w:name="alcance"/>
+    <w:bookmarkEnd w:id="10"/>
+    <w:bookmarkStart w:id="11" w:name="alcance"/>
     <w:p>
       <w:pPr>
         <w:pStyle w:val="Heading2"/>
@@ -514,8 +835,8 @@
         <w:t xml:space="preserve">Verificación contra origen S10 (28+ queries de cruce)</w:t>
       </w:r>
     </w:p>
-    <w:bookmarkEnd w:id="10"/>
-    <w:bookmarkStart w:id="11" w:name="marco-normativo"/>
+    <w:bookmarkEnd w:id="11"/>
+    <w:bookmarkStart w:id="12" w:name="marco-normativo"/>
     <w:p>
       <w:pPr>
         <w:pStyle w:val="Heading2"/>
@@ -899,8 +1220,8 @@
         </w:tc>
       </w:tr>
     </w:tbl>
-    <w:bookmarkEnd w:id="11"/>
-    <w:bookmarkStart w:id="12" w:name="materialidad"/>
+    <w:bookmarkEnd w:id="12"/>
+    <w:bookmarkStart w:id="13" w:name="materialidad"/>
     <w:p>
       <w:pPr>
         <w:pStyle w:val="Heading2"/>
@@ -1019,9 +1340,9 @@
         <w:t xml:space="preserve">S/100,000</w:t>
       </w:r>
     </w:p>
-    <w:bookmarkEnd w:id="12"/>
     <w:bookmarkEnd w:id="13"/>
-    <w:bookmarkStart w:id="20" w:name="metodología-de-la-auditoría-6-fases"/>
+    <w:bookmarkEnd w:id="14"/>
+    <w:bookmarkStart w:id="21" w:name="metodología-de-la-auditoría-6-fases"/>
     <w:p>
       <w:pPr>
         <w:pStyle w:val="Heading1"/>
@@ -1030,7 +1351,7 @@
         <w:t xml:space="preserve">2. METODOLOGÍA DE LA AUDITORÍA — 6 FASES</w:t>
       </w:r>
     </w:p>
-    <w:bookmarkStart w:id="14" w:name="fase-inicial-cobertura-básica-del-erp"/>
+    <w:bookmarkStart w:id="15" w:name="fase-inicial-cobertura-básica-del-erp"/>
     <w:p>
       <w:pPr>
         <w:pStyle w:val="Heading2"/>
@@ -1119,8 +1440,8 @@
         <w:t xml:space="preserve">Detalle de transacciones por cuenta (transactions, cxc_transactions, etc.)</w:t>
       </w:r>
     </w:p>
-    <w:bookmarkEnd w:id="14"/>
-    <w:bookmarkStart w:id="15" w:name="fase-de-validación-contra-origen-s10"/>
+    <w:bookmarkEnd w:id="15"/>
+    <w:bookmarkStart w:id="16" w:name="fase-de-validación-contra-origen-s10"/>
     <w:p>
       <w:pPr>
         <w:pStyle w:val="Heading2"/>
@@ -1402,8 +1723,8 @@
         </w:tc>
       </w:tr>
     </w:tbl>
-    <w:bookmarkEnd w:id="15"/>
-    <w:bookmarkStart w:id="16" w:name="fase-a-conciliación-bancaria"/>
+    <w:bookmarkEnd w:id="16"/>
+    <w:bookmarkStart w:id="17" w:name="fase-a-conciliación-bancaria"/>
     <w:p>
       <w:pPr>
         <w:pStyle w:val="Heading2"/>
@@ -1438,8 +1759,8 @@
         <w:t xml:space="preserve">3 de 4 empresas NO usan el módulo de conciliación bancaria. CMO lo usó hasta junio 2022.</w:t>
       </w:r>
     </w:p>
-    <w:bookmarkEnd w:id="16"/>
-    <w:bookmarkStart w:id="17" w:name="fase-a.5-módulo-bancario-al-100"/>
+    <w:bookmarkEnd w:id="17"/>
+    <w:bookmarkStart w:id="18" w:name="fase-a.5-módulo-bancario-al-100"/>
     <w:p>
       <w:pPr>
         <w:pStyle w:val="Heading2"/>
@@ -1474,8 +1795,8 @@
         <w:t xml:space="preserve">Trazabilidad Pago↔Documento &gt;99% en las 3 empresas operativas.</w:t>
       </w:r>
     </w:p>
-    <w:bookmarkEnd w:id="17"/>
-    <w:bookmarkStart w:id="18" w:name="fase-b-bancarización-ley-28194"/>
+    <w:bookmarkEnd w:id="18"/>
+    <w:bookmarkStart w:id="19" w:name="fase-b-bancarización-ley-28194"/>
     <w:p>
       <w:pPr>
         <w:pStyle w:val="Heading2"/>
@@ -1525,8 +1846,8 @@
         <w:t xml:space="preserve">100% bancarización 2026. CMO histórico con 57 operaciones MedioDePago=4 inicialmente clasificadas como efectivo, pero ACTUALIZACIÓN CRÍTICA: son aplicaciones de Notas de Crédito (Art. 1288 Código Civil), NO violación de Ley 28194.</w:t>
       </w:r>
     </w:p>
-    <w:bookmarkEnd w:id="18"/>
-    <w:bookmarkStart w:id="19" w:name="fase-c-auditoría-laboral"/>
+    <w:bookmarkEnd w:id="19"/>
+    <w:bookmarkStart w:id="20" w:name="fase-c-auditoría-laboral"/>
     <w:p>
       <w:pPr>
         <w:pStyle w:val="Heading2"/>
@@ -1561,9 +1882,9 @@
         <w:t xml:space="preserve">INTEGRAL participaciones DL 892 vencidas S/212K; MEDARQ sueldos atrasados S/196K; AMERICANA y MEDARQ posible omisión CTS mayo 2025.</w:t>
       </w:r>
     </w:p>
-    <w:bookmarkEnd w:id="19"/>
     <w:bookmarkEnd w:id="20"/>
-    <w:bookmarkStart w:id="23" w:name="arquitectura-técnica-del-sistema"/>
+    <w:bookmarkEnd w:id="21"/>
+    <w:bookmarkStart w:id="24" w:name="arquitectura-técnica-del-sistema"/>
     <w:p>
       <w:pPr>
         <w:pStyle w:val="Heading1"/>
@@ -1817,7 +2138,7 @@
         <w:t xml:space="preserve">└────────────────────────────────────────────────────────────────────────────┘</w:t>
       </w:r>
     </w:p>
-    <w:bookmarkStart w:id="21" w:name="cobertura-final-del-módulo-s10"/>
+    <w:bookmarkStart w:id="22" w:name="cobertura-final-del-módulo-s10"/>
     <w:p>
       <w:pPr>
         <w:pStyle w:val="Heading2"/>
@@ -2083,8 +2404,8 @@
         <w:t xml:space="preserve">(1% faltante = planilla detallada por trabajador en AFPNet, no usado por las 4 empresas).</w:t>
       </w:r>
     </w:p>
-    <w:bookmarkEnd w:id="21"/>
-    <w:bookmarkStart w:id="22" w:name="total-kpi-types-sincronizados"/>
+    <w:bookmarkEnd w:id="22"/>
+    <w:bookmarkStart w:id="23" w:name="total-kpi-types-sincronizados"/>
     <w:p>
       <w:pPr>
         <w:pStyle w:val="Heading2"/>
@@ -2151,9 +2472,9 @@
         <w:t xml:space="preserve">✅</w:t>
       </w:r>
     </w:p>
-    <w:bookmarkEnd w:id="22"/>
     <w:bookmarkEnd w:id="23"/>
-    <w:bookmarkStart w:id="49" w:name="hallazgos-por-empresa"/>
+    <w:bookmarkEnd w:id="24"/>
+    <w:bookmarkStart w:id="50" w:name="hallazgos-por-empresa"/>
     <w:p>
       <w:pPr>
         <w:pStyle w:val="Heading1"/>
@@ -2162,7 +2483,7 @@
         <w:t xml:space="preserve">4. HALLAZGOS POR EMPRESA</w:t>
       </w:r>
     </w:p>
-    <w:bookmarkStart w:id="30" w:name="cmo-group-s.a.-ruc-22011489"/>
+    <w:bookmarkStart w:id="31" w:name="cmo-group-s.a.-ruc-22011489"/>
     <w:p>
       <w:pPr>
         <w:pStyle w:val="Heading2"/>
@@ -2171,7 +2492,7 @@
         <w:t xml:space="preserve">4.1. CMO GROUP S.A. (RUC 22011489)</w:t>
       </w:r>
     </w:p>
-    <w:bookmarkStart w:id="24" w:name="calificación-alta-vigilancia"/>
+    <w:bookmarkStart w:id="25" w:name="calificación-alta-vigilancia"/>
     <w:p>
       <w:pPr>
         <w:pStyle w:val="Heading3"/>
@@ -2180,8 +2501,8 @@
         <w:t xml:space="preserve">Calificación: 🟠 Alta vigilancia</w:t>
       </w:r>
     </w:p>
-    <w:bookmarkEnd w:id="24"/>
-    <w:bookmarkStart w:id="25" w:name="estado-de-resultados-ytd-2026"/>
+    <w:bookmarkEnd w:id="25"/>
+    <w:bookmarkStart w:id="26" w:name="estado-de-resultados-ytd-2026"/>
     <w:p>
       <w:pPr>
         <w:pStyle w:val="Heading3"/>
@@ -2412,48 +2733,270 @@
         </w:tc>
       </w:tr>
     </w:tbl>
-    <w:bookmarkEnd w:id="25"/>
-    <w:bookmarkStart w:id="26" w:name="patrimonio"/>
+    <w:bookmarkEnd w:id="26"/>
+    <w:bookmarkStart w:id="27" w:name="X0575e6e4d52936d225b864887ccad94bd11d8a5"/>
     <w:p>
       <w:pPr>
         <w:pStyle w:val="Heading3"/>
       </w:pPr>
       <w:r>
-        <w:t xml:space="preserve">4.1.2. Patrimonio</w:t>
-      </w:r>
-    </w:p>
-    <w:p>
-      <w:pPr>
-        <w:pStyle w:val="Compact"/>
-        <w:numPr>
-          <w:ilvl w:val="0"/>
-          <w:numId w:val="1005"/>
-        </w:numPr>
+        <w:t xml:space="preserve">4.1.2. Patrimonio (CORREGIDO post-validación V03/V19)</w:t>
+      </w:r>
+    </w:p>
+    <w:tbl>
+      <w:tblPr>
+        <w:tblStyle w:val="Table"/>
+        <w:tblW w:type="auto" w:w="0"/>
+        <w:tblLook w:firstRow="1" w:lastRow="0" w:firstColumn="0" w:lastColumn="0" w:noHBand="0" w:noVBand="0" w:val="0020"/>
+      </w:tblPr>
+      <w:tblGrid>
+        <w:gridCol w:w="3960"/>
+        <w:gridCol w:w="3960"/>
+      </w:tblGrid>
+      <w:tr>
+        <w:trPr>
+          <w:tblHeader w:val="on"/>
+        </w:trPr>
+        <w:tc>
+          <w:tcPr/>
+          <w:p>
+            <w:pPr>
+              <w:pStyle w:val="Compact"/>
+            </w:pPr>
+            <w:r>
+              <w:t xml:space="preserve">Cuenta</w:t>
+            </w:r>
+          </w:p>
+        </w:tc>
+        <w:tc>
+          <w:tcPr/>
+          <w:p>
+            <w:pPr>
+              <w:pStyle w:val="Compact"/>
+              <w:jc w:val="right"/>
+            </w:pPr>
+            <w:r>
+              <w:t xml:space="preserve">Saldo</w:t>
+            </w:r>
+          </w:p>
+        </w:tc>
+      </w:tr>
+      <w:tr>
+        <w:tc>
+          <w:tcPr/>
+          <w:p>
+            <w:pPr>
+              <w:pStyle w:val="Compact"/>
+            </w:pPr>
+            <w:r>
+              <w:t xml:space="preserve">Capital Social (cta 50)</w:t>
+            </w:r>
+          </w:p>
+        </w:tc>
+        <w:tc>
+          <w:tcPr/>
+          <w:p>
+            <w:pPr>
+              <w:pStyle w:val="Compact"/>
+              <w:jc w:val="right"/>
+            </w:pPr>
+            <w:r>
+              <w:rPr>
+                <w:b/>
+                <w:bCs/>
+              </w:rPr>
+              <w:t xml:space="preserve">(no existe en S10)</w:t>
+            </w:r>
+            <w:r>
+              <w:t xml:space="preserve"> </w:t>
+            </w:r>
+            <w:r>
+              <w:t xml:space="preserve">⚠️</w:t>
+            </w:r>
+          </w:p>
+        </w:tc>
+      </w:tr>
+      <w:tr>
+        <w:tc>
+          <w:tcPr/>
+          <w:p>
+            <w:pPr>
+              <w:pStyle w:val="Compact"/>
+            </w:pPr>
+            <w:r>
+              <w:t xml:space="preserve">Reserva Legal (cta 58)</w:t>
+            </w:r>
+          </w:p>
+        </w:tc>
+        <w:tc>
+          <w:tcPr/>
+          <w:p>
+            <w:pPr>
+              <w:pStyle w:val="Compact"/>
+              <w:jc w:val="right"/>
+            </w:pPr>
+            <w:r>
+              <w:t xml:space="preserve">(ausente)</w:t>
+            </w:r>
+          </w:p>
+        </w:tc>
+      </w:tr>
+      <w:tr>
+        <w:tc>
+          <w:tcPr/>
+          <w:p>
+            <w:pPr>
+              <w:pStyle w:val="Compact"/>
+            </w:pPr>
+            <w:r>
+              <w:t xml:space="preserve">59110100 Utilidades Acumuladas</w:t>
+            </w:r>
+          </w:p>
+        </w:tc>
+        <w:tc>
+          <w:tcPr/>
+          <w:p>
+            <w:pPr>
+              <w:pStyle w:val="Compact"/>
+              <w:jc w:val="right"/>
+            </w:pPr>
+            <w:r>
+              <w:t xml:space="preserve">+S/5,082,789</w:t>
+            </w:r>
+          </w:p>
+        </w:tc>
+      </w:tr>
+      <w:tr>
+        <w:tc>
+          <w:tcPr/>
+          <w:p>
+            <w:pPr>
+              <w:pStyle w:val="Compact"/>
+            </w:pPr>
+            <w:r>
+              <w:t xml:space="preserve">59120100 Ingresos Años Anteriores</w:t>
+            </w:r>
+          </w:p>
+        </w:tc>
+        <w:tc>
+          <w:tcPr/>
+          <w:p>
+            <w:pPr>
+              <w:pStyle w:val="Compact"/>
+              <w:jc w:val="right"/>
+            </w:pPr>
+            <w:r>
+              <w:t xml:space="preserve">−S/2,199,498</w:t>
+            </w:r>
+          </w:p>
+        </w:tc>
+      </w:tr>
+      <w:tr>
+        <w:tc>
+          <w:tcPr/>
+          <w:p>
+            <w:pPr>
+              <w:pStyle w:val="Compact"/>
+            </w:pPr>
+            <w:r>
+              <w:t xml:space="preserve">59220100 Gastos Años Anteriores</w:t>
+            </w:r>
+          </w:p>
+        </w:tc>
+        <w:tc>
+          <w:tcPr/>
+          <w:p>
+            <w:pPr>
+              <w:pStyle w:val="Compact"/>
+              <w:jc w:val="right"/>
+            </w:pPr>
+            <w:r>
+              <w:t xml:space="preserve">−S/7,355</w:t>
+            </w:r>
+          </w:p>
+        </w:tc>
+      </w:tr>
+      <w:tr>
+        <w:tc>
+          <w:tcPr/>
+          <w:p>
+            <w:pPr>
+              <w:pStyle w:val="Compact"/>
+            </w:pPr>
+            <w:r>
+              <w:t xml:space="preserve">Otras (no detalladas individualmente)</w:t>
+            </w:r>
+          </w:p>
+        </w:tc>
+        <w:tc>
+          <w:tcPr/>
+          <w:p>
+            <w:pPr>
+              <w:pStyle w:val="Compact"/>
+              <w:jc w:val="right"/>
+            </w:pPr>
+            <w:r>
+              <w:t xml:space="preserve">−S/5,751,871</w:t>
+            </w:r>
+          </w:p>
+        </w:tc>
+      </w:tr>
+      <w:tr>
+        <w:tc>
+          <w:tcPr/>
+          <w:p>
+            <w:pPr>
+              <w:pStyle w:val="Compact"/>
+            </w:pPr>
+            <w:r>
+              <w:rPr>
+                <w:b/>
+                <w:bCs/>
+              </w:rPr>
+              <w:t xml:space="preserve">TOTAL Patrimonio Neto</w:t>
+            </w:r>
+          </w:p>
+        </w:tc>
+        <w:tc>
+          <w:tcPr/>
+          <w:p>
+            <w:pPr>
+              <w:pStyle w:val="Compact"/>
+              <w:jc w:val="right"/>
+            </w:pPr>
+            <w:r>
+              <w:rPr>
+                <w:b/>
+                <w:bCs/>
+              </w:rPr>
+              <w:t xml:space="preserve">−S/2,875,935</w:t>
+            </w:r>
+            <w:r>
+              <w:t xml:space="preserve"> </w:t>
+            </w:r>
+            <w:r>
+              <w:t xml:space="preserve">🔴</w:t>
+            </w:r>
+          </w:p>
+        </w:tc>
+      </w:tr>
+    </w:tbl>
+    <w:p>
+      <w:pPr>
+        <w:pStyle w:val="BlockText"/>
       </w:pPr>
       <w:r>
         <w:rPr>
           <w:b/>
           <w:bCs/>
         </w:rPr>
-        <w:t xml:space="preserve">Capital Social: S/0</w:t>
+        <w:t xml:space="preserve">Riesgo Art. 220 LGS:</w:t>
       </w:r>
       <w:r>
         <w:t xml:space="preserve"> </w:t>
       </w:r>
       <w:r>
-        <w:t xml:space="preserve">⚠️ — pero histórico es S/78,301,308 (acumulado 2017-2018: aporte inicial S/39.6M + capitalización deuda JPD S/23.7M + aumentos Gomero y Memphis 2018)</w:t>
-      </w:r>
-    </w:p>
-    <w:p>
-      <w:pPr>
-        <w:pStyle w:val="Compact"/>
-        <w:numPr>
-          <w:ilvl w:val="0"/>
-          <w:numId w:val="1005"/>
-        </w:numPr>
-      </w:pPr>
-      <w:r>
-        <w:t xml:space="preserve">Causa:</w:t>
+        <w:t xml:space="preserve">CMO tiene patrimonio neto NEGATIVO. Esto es causal de disolución obligatoria si las pérdidas reducen el patrimonio a menos de 1/3 del capital. Como CMO</w:t>
       </w:r>
       <w:r>
         <w:t xml:space="preserve"> </w:t>
@@ -2463,29 +3006,38 @@
           <w:b/>
           <w:bCs/>
         </w:rPr>
-        <w:t xml:space="preserve">falta el asiento de apertura del 01/01/2026</w:t>
-      </w:r>
-    </w:p>
-    <w:p>
-      <w:pPr>
-        <w:pStyle w:val="Compact"/>
-        <w:numPr>
-          <w:ilvl w:val="0"/>
-          <w:numId w:val="1005"/>
-        </w:numPr>
-      </w:pPr>
-      <w:r>
-        <w:t xml:space="preserve">Utilidades acumuladas: S/2,875,935</w:t>
-      </w:r>
-    </w:p>
-    <w:bookmarkEnd w:id="26"/>
-    <w:bookmarkStart w:id="27" w:name="hallazgos-críticos"/>
+        <w:t xml:space="preserve">no tiene capital cta 50 registrado</w:t>
+      </w:r>
+      <w:r>
+        <w:t xml:space="preserve">, técnicamente opera con capital S/0 y patrimonio negativo → situación contablemente insostenible.</w:t>
+      </w:r>
+    </w:p>
+    <w:p>
+      <w:pPr>
+        <w:pStyle w:val="BlockText"/>
+      </w:pPr>
+      <w:r>
+        <w:rPr>
+          <w:b/>
+          <w:bCs/>
+        </w:rPr>
+        <w:t xml:space="preserve">Acción urgente:</w:t>
+      </w:r>
+      <w:r>
+        <w:t xml:space="preserve"> </w:t>
+      </w:r>
+      <w:r>
+        <w:t xml:space="preserve">Verificar con Registros Públicos el capital social inscrito y cargar el asiento de reclasificación si fuera necesario. Convocar Junta General de Accionistas extraordinaria.</w:t>
+      </w:r>
+    </w:p>
+    <w:bookmarkEnd w:id="27"/>
+    <w:bookmarkStart w:id="28" w:name="hallazgos-críticos-corregidos"/>
     <w:p>
       <w:pPr>
         <w:pStyle w:val="Heading3"/>
       </w:pPr>
       <w:r>
-        <w:t xml:space="preserve">4.1.3. Hallazgos críticos</w:t>
+        <w:t xml:space="preserve">4.1.3. Hallazgos críticos (corregidos)</w:t>
       </w:r>
     </w:p>
     <w:tbl>
@@ -2560,6 +3112,180 @@
               <w:pStyle w:val="Compact"/>
             </w:pPr>
             <w:r>
+              <w:t xml:space="preserve">CMO-01</w:t>
+            </w:r>
+          </w:p>
+        </w:tc>
+        <w:tc>
+          <w:tcPr/>
+          <w:p>
+            <w:pPr>
+              <w:pStyle w:val="Compact"/>
+            </w:pPr>
+            <w:r>
+              <w:rPr>
+                <w:b/>
+                <w:bCs/>
+              </w:rPr>
+              <w:t xml:space="preserve">Patrimonio neto NEGATIVO −S/2.87M (Art. 220 LGS)</w:t>
+            </w:r>
+            <w:r>
+              <w:t xml:space="preserve"> </w:t>
+            </w:r>
+            <w:r>
+              <w:t xml:space="preserve">⭐ NUEVO</w:t>
+            </w:r>
+          </w:p>
+        </w:tc>
+        <w:tc>
+          <w:tcPr/>
+          <w:p>
+            <w:pPr>
+              <w:pStyle w:val="Compact"/>
+              <w:jc w:val="right"/>
+            </w:pPr>
+            <w:r>
+              <w:t xml:space="preserve">−S/2.87M</w:t>
+            </w:r>
+          </w:p>
+        </w:tc>
+        <w:tc>
+          <w:tcPr/>
+          <w:p>
+            <w:pPr>
+              <w:pStyle w:val="Compact"/>
+              <w:jc w:val="center"/>
+            </w:pPr>
+            <w:r>
+              <w:t xml:space="preserve">🔴</w:t>
+            </w:r>
+          </w:p>
+        </w:tc>
+      </w:tr>
+      <w:tr>
+        <w:tc>
+          <w:tcPr/>
+          <w:p>
+            <w:pPr>
+              <w:pStyle w:val="Compact"/>
+            </w:pPr>
+            <w:r>
+              <w:t xml:space="preserve">CMO-02</w:t>
+            </w:r>
+          </w:p>
+        </w:tc>
+        <w:tc>
+          <w:tcPr/>
+          <w:p>
+            <w:pPr>
+              <w:pStyle w:val="Compact"/>
+            </w:pPr>
+            <w:r>
+              <w:rPr>
+                <w:b/>
+                <w:bCs/>
+              </w:rPr>
+              <w:t xml:space="preserve">Valor neto activo fijo NEGATIVO −S/5,942</w:t>
+            </w:r>
+            <w:r>
+              <w:t xml:space="preserve"> </w:t>
+            </w:r>
+            <w:r>
+              <w:t xml:space="preserve">(cls 33 y 39 ambas negativas) ⭐ NUEVO</w:t>
+            </w:r>
+          </w:p>
+        </w:tc>
+        <w:tc>
+          <w:tcPr/>
+          <w:p>
+            <w:pPr>
+              <w:pStyle w:val="Compact"/>
+              <w:jc w:val="right"/>
+            </w:pPr>
+            <w:r>
+              <w:t xml:space="preserve">−S/6K</w:t>
+            </w:r>
+          </w:p>
+        </w:tc>
+        <w:tc>
+          <w:tcPr/>
+          <w:p>
+            <w:pPr>
+              <w:pStyle w:val="Compact"/>
+              <w:jc w:val="center"/>
+            </w:pPr>
+            <w:r>
+              <w:t xml:space="preserve">🔴</w:t>
+            </w:r>
+          </w:p>
+        </w:tc>
+      </w:tr>
+      <w:tr>
+        <w:tc>
+          <w:tcPr/>
+          <w:p>
+            <w:pPr>
+              <w:pStyle w:val="Compact"/>
+            </w:pPr>
+            <w:r>
+              <w:t xml:space="preserve">CMO-03</w:t>
+            </w:r>
+          </w:p>
+        </w:tc>
+        <w:tc>
+          <w:tcPr/>
+          <w:p>
+            <w:pPr>
+              <w:pStyle w:val="Compact"/>
+            </w:pPr>
+            <w:r>
+              <w:rPr>
+                <w:b/>
+                <w:bCs/>
+              </w:rPr>
+              <w:t xml:space="preserve">9,809 asientos con fecha futura por S/1,182M</w:t>
+            </w:r>
+            <w:r>
+              <w:t xml:space="preserve"> </w:t>
+            </w:r>
+            <w:r>
+              <w:t xml:space="preserve">⭐ NUEVO</w:t>
+            </w:r>
+          </w:p>
+        </w:tc>
+        <w:tc>
+          <w:tcPr/>
+          <w:p>
+            <w:pPr>
+              <w:pStyle w:val="Compact"/>
+              <w:jc w:val="right"/>
+            </w:pPr>
+            <w:r>
+              <w:t xml:space="preserve">S/1,182M</w:t>
+            </w:r>
+          </w:p>
+        </w:tc>
+        <w:tc>
+          <w:tcPr/>
+          <w:p>
+            <w:pPr>
+              <w:pStyle w:val="Compact"/>
+              <w:jc w:val="center"/>
+            </w:pPr>
+            <w:r>
+              <w:t xml:space="preserve">🟠</w:t>
+            </w:r>
+          </w:p>
+        </w:tc>
+      </w:tr>
+      <w:tr>
+        <w:tc>
+          <w:tcPr/>
+          <w:p>
+            <w:pPr>
+              <w:pStyle w:val="Compact"/>
+            </w:pPr>
+            <w:r>
               <w:t xml:space="preserve">CMO-04</w:t>
             </w:r>
           </w:p>
@@ -2571,7 +3297,7 @@
               <w:pStyle w:val="Compact"/>
             </w:pPr>
             <w:r>
-              <w:t xml:space="preserve">Cuenta Edificios saldo NEGATIVO −S/2,407,287 (reclasificación incompleta a Instalaciones +S/2,407,287)</w:t>
+              <w:t xml:space="preserve">Cuenta Edificios saldo NEGATIVO −S/2,407,287 (reclasificación incompleta a Instalaciones)</w:t>
             </w:r>
           </w:p>
         </w:tc>
@@ -2619,19 +3345,32 @@
               <w:pStyle w:val="Compact"/>
             </w:pPr>
             <w:r>
+              <w:rPr>
+                <w:strike/>
+              </w:rPr>
               <w:t xml:space="preserve">Falta asiento de apertura Capital Social 2026</w:t>
             </w:r>
-          </w:p>
-        </w:tc>
-        <w:tc>
-          <w:tcPr/>
-          <w:p>
-            <w:pPr>
-              <w:pStyle w:val="Compact"/>
-              <w:jc w:val="right"/>
-            </w:pPr>
-            <w:r>
-              <w:t xml:space="preserve">S/78.3M</w:t>
+            <w:r>
+              <w:t xml:space="preserve"> </w:t>
+            </w:r>
+            <w:r>
+              <w:rPr>
+                <w:b/>
+                <w:bCs/>
+              </w:rPr>
+              <w:t xml:space="preserve">REFUTADO</w:t>
+            </w:r>
+          </w:p>
+        </w:tc>
+        <w:tc>
+          <w:tcPr/>
+          <w:p>
+            <w:pPr>
+              <w:pStyle w:val="Compact"/>
+              <w:jc w:val="right"/>
+            </w:pPr>
+            <w:r>
+              <w:t xml:space="preserve">—</w:t>
             </w:r>
           </w:p>
         </w:tc>
@@ -2643,31 +3382,31 @@
               <w:jc w:val="center"/>
             </w:pPr>
             <w:r>
-              <w:t xml:space="preserve">🔴</w:t>
-            </w:r>
-          </w:p>
-        </w:tc>
-      </w:tr>
-      <w:tr>
-        <w:tc>
-          <w:tcPr/>
-          <w:p>
-            <w:pPr>
-              <w:pStyle w:val="Compact"/>
-            </w:pPr>
-            <w:r>
-              <w:t xml:space="preserve">CMO depreciación cta 39135</w:t>
-            </w:r>
-          </w:p>
-        </w:tc>
-        <w:tc>
-          <w:tcPr/>
-          <w:p>
-            <w:pPr>
-              <w:pStyle w:val="Compact"/>
-            </w:pPr>
-            <w:r>
-              <w:t xml:space="preserve">Saldo Cr-Db NEGATIVO (depreciación inversa, error contable)</w:t>
+              <w:t xml:space="preserve">—</w:t>
+            </w:r>
+          </w:p>
+        </w:tc>
+      </w:tr>
+      <w:tr>
+        <w:tc>
+          <w:tcPr/>
+          <w:p>
+            <w:pPr>
+              <w:pStyle w:val="Compact"/>
+            </w:pPr>
+            <w:r>
+              <w:t xml:space="preserve">CMO-06</w:t>
+            </w:r>
+          </w:p>
+        </w:tc>
+        <w:tc>
+          <w:tcPr/>
+          <w:p>
+            <w:pPr>
+              <w:pStyle w:val="Compact"/>
+            </w:pPr>
+            <w:r>
+              <w:t xml:space="preserve">Depreciación cta 39135 inversa</w:t>
             </w:r>
           </w:p>
         </w:tc>
@@ -2704,18 +3443,18 @@
               <w:pStyle w:val="Compact"/>
             </w:pPr>
             <w:r>
-              <w:t xml:space="preserve">CMO terrenos</w:t>
-            </w:r>
-          </w:p>
-        </w:tc>
-        <w:tc>
-          <w:tcPr/>
-          <w:p>
-            <w:pPr>
-              <w:pStyle w:val="Compact"/>
-            </w:pPr>
-            <w:r>
-              <w:t xml:space="preserve">Db=Cr=S/188M (reclasificación masiva sin documentar)</w:t>
+              <w:t xml:space="preserve">CMO-07</w:t>
+            </w:r>
+          </w:p>
+        </w:tc>
+        <w:tc>
+          <w:tcPr/>
+          <w:p>
+            <w:pPr>
+              <w:pStyle w:val="Compact"/>
+            </w:pPr>
+            <w:r>
+              <w:t xml:space="preserve">Sin pagos 2026 en OB_Pago (siendo el tesorero del grupo)</w:t>
             </w:r>
           </w:p>
         </w:tc>
@@ -2739,43 +3478,53 @@
               <w:jc w:val="center"/>
             </w:pPr>
             <w:r>
-              <w:t xml:space="preserve">🟡</w:t>
-            </w:r>
-          </w:p>
-        </w:tc>
-      </w:tr>
-      <w:tr>
-        <w:tc>
-          <w:tcPr/>
-          <w:p>
-            <w:pPr>
-              <w:pStyle w:val="Compact"/>
-            </w:pPr>
-            <w:r>
-              <w:t xml:space="preserve">CMO sin pagos 2026</w:t>
-            </w:r>
-          </w:p>
-        </w:tc>
-        <w:tc>
-          <w:tcPr/>
-          <w:p>
-            <w:pPr>
-              <w:pStyle w:val="Compact"/>
-            </w:pPr>
-            <w:r>
-              <w:t xml:space="preserve">0 pagos en OB_Pago (siendo el tesorero del grupo)</w:t>
-            </w:r>
-          </w:p>
-        </w:tc>
-        <w:tc>
-          <w:tcPr/>
-          <w:p>
-            <w:pPr>
-              <w:pStyle w:val="Compact"/>
-              <w:jc w:val="right"/>
-            </w:pPr>
-            <w:r>
-              <w:t xml:space="preserve">—</w:t>
+              <w:t xml:space="preserve">🟠</w:t>
+            </w:r>
+          </w:p>
+        </w:tc>
+      </w:tr>
+      <w:tr>
+        <w:tc>
+          <w:tcPr/>
+          <w:p>
+            <w:pPr>
+              <w:pStyle w:val="Compact"/>
+            </w:pPr>
+            <w:r>
+              <w:t xml:space="preserve">CMO-08</w:t>
+            </w:r>
+          </w:p>
+        </w:tc>
+        <w:tc>
+          <w:tcPr/>
+          <w:p>
+            <w:pPr>
+              <w:pStyle w:val="Compact"/>
+            </w:pPr>
+            <w:r>
+              <w:rPr>
+                <w:b/>
+                <w:bCs/>
+              </w:rPr>
+              <w:t xml:space="preserve">Préstamos intercompañía a entidades NO auditadas (~S/31M)</w:t>
+            </w:r>
+            <w:r>
+              <w:t xml:space="preserve"> </w:t>
+            </w:r>
+            <w:r>
+              <w:t xml:space="preserve">— recalibrado, NO los S/123M previos</w:t>
+            </w:r>
+          </w:p>
+        </w:tc>
+        <w:tc>
+          <w:tcPr/>
+          <w:p>
+            <w:pPr>
+              <w:pStyle w:val="Compact"/>
+              <w:jc w:val="right"/>
+            </w:pPr>
+            <w:r>
+              <w:t xml:space="preserve">S/31M</w:t>
             </w:r>
           </w:p>
         </w:tc>
@@ -2792,63 +3541,397 @@
           </w:p>
         </w:tc>
       </w:tr>
-      <w:tr>
-        <w:tc>
-          <w:tcPr/>
-          <w:p>
-            <w:pPr>
-              <w:pStyle w:val="Compact"/>
-            </w:pPr>
-            <w:r>
-              <w:t xml:space="preserve">CMO préstamos sin contrato</w:t>
-            </w:r>
-          </w:p>
-        </w:tc>
-        <w:tc>
-          <w:tcPr/>
-          <w:p>
-            <w:pPr>
-              <w:pStyle w:val="Compact"/>
-            </w:pPr>
-            <w:r>
-              <w:t xml:space="preserve">S/123M en préstamos otorgados sin contratos de mutuo formales</w:t>
-            </w:r>
-          </w:p>
-        </w:tc>
-        <w:tc>
-          <w:tcPr/>
-          <w:p>
-            <w:pPr>
-              <w:pStyle w:val="Compact"/>
-              <w:jc w:val="right"/>
-            </w:pPr>
-            <w:r>
-              <w:t xml:space="preserve">S/123M</w:t>
-            </w:r>
-          </w:p>
-        </w:tc>
-        <w:tc>
-          <w:tcPr/>
-          <w:p>
-            <w:pPr>
-              <w:pStyle w:val="Compact"/>
-              <w:jc w:val="center"/>
-            </w:pPr>
-            <w:r>
-              <w:t xml:space="preserve">🔴</w:t>
-            </w:r>
-          </w:p>
-        </w:tc>
-      </w:tr>
     </w:tbl>
-    <w:bookmarkEnd w:id="27"/>
-    <w:bookmarkStart w:id="28" w:name="préstamos-intercompañía"/>
+    <w:bookmarkEnd w:id="28"/>
+    <w:bookmarkStart w:id="29" w:name="X51eff4e90798beaa68aee5f8058fd893bba94bd"/>
     <w:p>
       <w:pPr>
         <w:pStyle w:val="Heading3"/>
       </w:pPr>
       <w:r>
-        <w:t xml:space="preserve">4.1.4. Préstamos intercompañía</w:t>
+        <w:t xml:space="preserve">4.1.4. Préstamos intercompañía (CORREGIDO post-validación V14)</w:t>
+      </w:r>
+    </w:p>
+    <w:tbl>
+      <w:tblPr>
+        <w:tblStyle w:val="Table"/>
+        <w:tblW w:type="pct" w:w="5000"/>
+        <w:tblLayout w:type="fixed"/>
+        <w:tblLook w:firstRow="1" w:lastRow="0" w:firstColumn="0" w:lastColumn="0" w:noHBand="0" w:noVBand="0" w:val="0020"/>
+      </w:tblPr>
+      <w:tblGrid>
+        <w:gridCol w:w="3394"/>
+        <w:gridCol w:w="4525"/>
+      </w:tblGrid>
+      <w:tr>
+        <w:trPr>
+          <w:tblHeader w:val="on"/>
+        </w:trPr>
+        <w:tc>
+          <w:tcPr/>
+          <w:p>
+            <w:pPr>
+              <w:pStyle w:val="Compact"/>
+            </w:pPr>
+            <w:r>
+              <w:t xml:space="preserve">Concepto</w:t>
+            </w:r>
+          </w:p>
+        </w:tc>
+        <w:tc>
+          <w:tcPr/>
+          <w:p>
+            <w:pPr>
+              <w:pStyle w:val="Compact"/>
+              <w:jc w:val="right"/>
+            </w:pPr>
+            <w:r>
+              <w:t xml:space="preserve">Monto</w:t>
+            </w:r>
+          </w:p>
+        </w:tc>
+      </w:tr>
+      <w:tr>
+        <w:tc>
+          <w:tcPr/>
+          <w:p>
+            <w:pPr>
+              <w:pStyle w:val="Compact"/>
+            </w:pPr>
+            <w:r>
+              <w:t xml:space="preserve">Préstamos otorgados saldo neto cta 17</w:t>
+            </w:r>
+          </w:p>
+        </w:tc>
+        <w:tc>
+          <w:tcPr/>
+          <w:p>
+            <w:pPr>
+              <w:pStyle w:val="Compact"/>
+              <w:jc w:val="right"/>
+            </w:pPr>
+            <w:r>
+              <w:t xml:space="preserve">S/34,001,736</w:t>
+            </w:r>
+          </w:p>
+        </w:tc>
+      </w:tr>
+      <w:tr>
+        <w:tc>
+          <w:tcPr/>
+          <w:p>
+            <w:pPr>
+              <w:pStyle w:val="Compact"/>
+            </w:pPr>
+            <w:r>
+              <w:t xml:space="preserve">Préstamos recibidos saldo neto cta 47</w:t>
+            </w:r>
+          </w:p>
+        </w:tc>
+        <w:tc>
+          <w:tcPr/>
+          <w:p>
+            <w:pPr>
+              <w:pStyle w:val="Compact"/>
+              <w:jc w:val="right"/>
+            </w:pPr>
+            <w:r>
+              <w:t xml:space="preserve">S/47,962,755</w:t>
+            </w:r>
+          </w:p>
+        </w:tc>
+      </w:tr>
+      <w:tr>
+        <w:tc>
+          <w:tcPr/>
+          <w:p>
+            <w:pPr>
+              <w:pStyle w:val="Compact"/>
+            </w:pPr>
+            <w:r>
+              <w:t xml:space="preserve">Otras CxC relacionadas (Clases 13,14,16-18)</w:t>
+            </w:r>
+          </w:p>
+        </w:tc>
+        <w:tc>
+          <w:tcPr/>
+          <w:p>
+            <w:pPr>
+              <w:pStyle w:val="Compact"/>
+              <w:jc w:val="right"/>
+            </w:pPr>
+            <w:r>
+              <w:t xml:space="preserve">S/37,142,456</w:t>
+            </w:r>
+          </w:p>
+        </w:tc>
+      </w:tr>
+      <w:tr>
+        <w:tc>
+          <w:tcPr/>
+          <w:p>
+            <w:pPr>
+              <w:pStyle w:val="Compact"/>
+            </w:pPr>
+            <w:r>
+              <w:t xml:space="preserve">Otras CxP relacionadas (Clases 43,44,46-47)</w:t>
+            </w:r>
+          </w:p>
+        </w:tc>
+        <w:tc>
+          <w:tcPr/>
+          <w:p>
+            <w:pPr>
+              <w:pStyle w:val="Compact"/>
+              <w:jc w:val="right"/>
+            </w:pPr>
+            <w:r>
+              <w:t xml:space="preserve">S/34,051,984</w:t>
+            </w:r>
+          </w:p>
+        </w:tc>
+      </w:tr>
+      <w:tr>
+        <w:tc>
+          <w:tcPr/>
+          <w:p>
+            <w:pPr>
+              <w:pStyle w:val="Compact"/>
+            </w:pPr>
+            <w:r>
+              <w:rPr>
+                <w:b/>
+                <w:bCs/>
+              </w:rPr>
+              <w:t xml:space="preserve">CxC intercompañía DEMOSTRADO con las 3 empresas auditadas</w:t>
+            </w:r>
+          </w:p>
+        </w:tc>
+        <w:tc>
+          <w:tcPr/>
+          <w:p>
+            <w:pPr>
+              <w:pStyle w:val="Compact"/>
+              <w:jc w:val="right"/>
+            </w:pPr>
+            <w:r>
+              <w:rPr>
+                <w:b/>
+                <w:bCs/>
+              </w:rPr>
+              <w:t xml:space="preserve">S/2,740,547</w:t>
+            </w:r>
+          </w:p>
+        </w:tc>
+      </w:tr>
+      <w:tr>
+        <w:tc>
+          <w:tcPr/>
+          <w:p>
+            <w:pPr>
+              <w:pStyle w:val="Compact"/>
+            </w:pPr>
+            <w:r>
+              <w:rPr>
+                <w:b/>
+                <w:bCs/>
+              </w:rPr>
+              <w:t xml:space="preserve">Resto de préstamos otorgados (a accionistas u otras entidades no auditadas)</w:t>
+            </w:r>
+          </w:p>
+        </w:tc>
+        <w:tc>
+          <w:tcPr/>
+          <w:p>
+            <w:pPr>
+              <w:pStyle w:val="Compact"/>
+              <w:jc w:val="right"/>
+            </w:pPr>
+            <w:r>
+              <w:rPr>
+                <w:b/>
+                <w:bCs/>
+              </w:rPr>
+              <w:t xml:space="preserve">~S/31M</w:t>
+            </w:r>
+          </w:p>
+        </w:tc>
+      </w:tr>
+    </w:tbl>
+    <w:p>
+      <w:pPr>
+        <w:pStyle w:val="BlockText"/>
+      </w:pPr>
+      <w:r>
+        <w:rPr>
+          <w:b/>
+          <w:bCs/>
+        </w:rPr>
+        <w:t xml:space="preserve">CORRECCIÓN MAYOR:</w:t>
+      </w:r>
+      <w:r>
+        <w:t xml:space="preserve"> </w:t>
+      </w:r>
+      <w:r>
+        <w:t xml:space="preserve">El monto</w:t>
+      </w:r>
+      <w:r>
+        <w:t xml:space="preserve"> </w:t>
+      </w:r>
+      <w:r>
+        <w:t xml:space="preserve">“S/123M en préstamos sin contrato”</w:t>
+      </w:r>
+      <w:r>
+        <w:t xml:space="preserve"> </w:t>
+      </w:r>
+      <w:r>
+        <w:t xml:space="preserve">del informe previo era el</w:t>
+      </w:r>
+      <w:r>
+        <w:t xml:space="preserve"> </w:t>
+      </w:r>
+      <w:r>
+        <w:rPr>
+          <w:b/>
+          <w:bCs/>
+        </w:rPr>
+        <w:t xml:space="preserve">monto movido histórico acumulado</w:t>
+      </w:r>
+      <w:r>
+        <w:t xml:space="preserve"> </w:t>
+      </w:r>
+      <w:r>
+        <w:t xml:space="preserve">(NumeroMovido × monto promedio), NO el saldo neto. El saldo neto real cta 17 CMO es</w:t>
+      </w:r>
+      <w:r>
+        <w:t xml:space="preserve"> </w:t>
+      </w:r>
+      <w:r>
+        <w:rPr>
+          <w:b/>
+          <w:bCs/>
+        </w:rPr>
+        <w:t xml:space="preserve">S/34M</w:t>
+      </w:r>
+      <w:r>
+        <w:t xml:space="preserve">. De ese, solo S/2.74M corresponde a las 3 empresas auditadas; el resto (~S/31M) son préstamos a accionistas/relacionados fuera del alcance.</w:t>
+      </w:r>
+    </w:p>
+    <w:bookmarkEnd w:id="29"/>
+    <w:bookmarkStart w:id="30" w:name="conciliación-bancaria"/>
+    <w:p>
+      <w:pPr>
+        <w:pStyle w:val="Heading3"/>
+      </w:pPr>
+      <w:r>
+        <w:t xml:space="preserve">4.1.5. Conciliación bancaria</w:t>
+      </w:r>
+    </w:p>
+    <w:p>
+      <w:pPr>
+        <w:pStyle w:val="Compact"/>
+        <w:numPr>
+          <w:ilvl w:val="0"/>
+          <w:numId w:val="1005"/>
+        </w:numPr>
+      </w:pPr>
+      <w:r>
+        <w:t xml:space="preserve">19 cuentas bancarias en OB_CuentaBanco</w:t>
+      </w:r>
+    </w:p>
+    <w:p>
+      <w:pPr>
+        <w:pStyle w:val="Compact"/>
+        <w:numPr>
+          <w:ilvl w:val="0"/>
+          <w:numId w:val="1005"/>
+        </w:numPr>
+      </w:pPr>
+      <w:r>
+        <w:t xml:space="preserve">15 con historial de conciliación (hasta junio 2022)</w:t>
+      </w:r>
+    </w:p>
+    <w:p>
+      <w:pPr>
+        <w:pStyle w:val="Compact"/>
+        <w:numPr>
+          <w:ilvl w:val="0"/>
+          <w:numId w:val="1005"/>
+        </w:numPr>
+      </w:pPr>
+      <w:r>
+        <w:rPr>
+          <w:b/>
+          <w:bCs/>
+        </w:rPr>
+        <w:t xml:space="preserve">Última conciliación: 30/06/2022</w:t>
+      </w:r>
+      <w:r>
+        <w:t xml:space="preserve"> </w:t>
+      </w:r>
+      <w:r>
+        <w:t xml:space="preserve">(~3.9 años atrás)</w:t>
+      </w:r>
+    </w:p>
+    <w:p>
+      <w:pPr>
+        <w:pStyle w:val="Compact"/>
+        <w:numPr>
+          <w:ilvl w:val="0"/>
+          <w:numId w:val="1005"/>
+        </w:numPr>
+      </w:pPr>
+      <w:r>
+        <w:t xml:space="preserve">4 cuentas sin estados de cuenta cargados</w:t>
+      </w:r>
+    </w:p>
+    <w:p>
+      <w:pPr>
+        <w:pStyle w:val="Compact"/>
+        <w:numPr>
+          <w:ilvl w:val="0"/>
+          <w:numId w:val="1005"/>
+        </w:numPr>
+      </w:pPr>
+      <w:r>
+        <w:t xml:space="preserve">Movs sin conciliar: 6 (todos &lt; S/100)</w:t>
+      </w:r>
+    </w:p>
+    <w:p>
+      <w:r>
+        <w:pict>
+          <v:rect style="width:0;height:1.5pt" o:hralign="center" o:hrstd="t" o:hr="t"/>
+        </w:pict>
+      </w:r>
+    </w:p>
+    <w:bookmarkEnd w:id="30"/>
+    <w:bookmarkEnd w:id="31"/>
+    <w:bookmarkStart w:id="37" w:name="integral-consultores-ruc-80688541"/>
+    <w:p>
+      <w:pPr>
+        <w:pStyle w:val="Heading2"/>
+      </w:pPr>
+      <w:r>
+        <w:t xml:space="preserve">4.2. INTEGRAL CONSULTORES (RUC 80688541)</w:t>
+      </w:r>
+    </w:p>
+    <w:bookmarkStart w:id="32" w:name="calificación-crítica"/>
+    <w:p>
+      <w:pPr>
+        <w:pStyle w:val="Heading3"/>
+      </w:pPr>
+      <w:r>
+        <w:t xml:space="preserve">Calificación: 🔴 CRÍTICA</w:t>
+      </w:r>
+    </w:p>
+    <w:bookmarkEnd w:id="32"/>
+    <w:bookmarkStart w:id="33" w:name="estado-de-resultados-ytd-2026-1"/>
+    <w:p>
+      <w:pPr>
+        <w:pStyle w:val="Heading3"/>
+      </w:pPr>
+      <w:r>
+        <w:t xml:space="preserve">4.2.1. Estado de resultados YTD 2026</w:t>
       </w:r>
     </w:p>
     <w:tbl>
@@ -2897,262 +3980,6 @@
               <w:pStyle w:val="Compact"/>
             </w:pPr>
             <w:r>
-              <w:t xml:space="preserve">Préstamos otorgados (saldo)</w:t>
-            </w:r>
-          </w:p>
-        </w:tc>
-        <w:tc>
-          <w:tcPr/>
-          <w:p>
-            <w:pPr>
-              <w:pStyle w:val="Compact"/>
-              <w:jc w:val="right"/>
-            </w:pPr>
-            <w:r>
-              <w:t xml:space="preserve">S/34,001,736</w:t>
-            </w:r>
-          </w:p>
-        </w:tc>
-      </w:tr>
-      <w:tr>
-        <w:tc>
-          <w:tcPr/>
-          <w:p>
-            <w:pPr>
-              <w:pStyle w:val="Compact"/>
-            </w:pPr>
-            <w:r>
-              <w:t xml:space="preserve">Préstamos recibidos (saldo)</w:t>
-            </w:r>
-          </w:p>
-        </w:tc>
-        <w:tc>
-          <w:tcPr/>
-          <w:p>
-            <w:pPr>
-              <w:pStyle w:val="Compact"/>
-              <w:jc w:val="right"/>
-            </w:pPr>
-            <w:r>
-              <w:t xml:space="preserve">S/47,962,755</w:t>
-            </w:r>
-          </w:p>
-        </w:tc>
-      </w:tr>
-      <w:tr>
-        <w:tc>
-          <w:tcPr/>
-          <w:p>
-            <w:pPr>
-              <w:pStyle w:val="Compact"/>
-            </w:pPr>
-            <w:r>
-              <w:t xml:space="preserve">Otras CxC relacionadas (Clases 13,14,16-18)</w:t>
-            </w:r>
-          </w:p>
-        </w:tc>
-        <w:tc>
-          <w:tcPr/>
-          <w:p>
-            <w:pPr>
-              <w:pStyle w:val="Compact"/>
-              <w:jc w:val="right"/>
-            </w:pPr>
-            <w:r>
-              <w:t xml:space="preserve">S/37,142,456</w:t>
-            </w:r>
-          </w:p>
-        </w:tc>
-      </w:tr>
-      <w:tr>
-        <w:tc>
-          <w:tcPr/>
-          <w:p>
-            <w:pPr>
-              <w:pStyle w:val="Compact"/>
-            </w:pPr>
-            <w:r>
-              <w:t xml:space="preserve">Otras CxP relacionadas (Clases 43,44,46-47)</w:t>
-            </w:r>
-          </w:p>
-        </w:tc>
-        <w:tc>
-          <w:tcPr/>
-          <w:p>
-            <w:pPr>
-              <w:pStyle w:val="Compact"/>
-              <w:jc w:val="right"/>
-            </w:pPr>
-            <w:r>
-              <w:t xml:space="preserve">S/34,051,984</w:t>
-            </w:r>
-          </w:p>
-        </w:tc>
-      </w:tr>
-    </w:tbl>
-    <w:bookmarkEnd w:id="28"/>
-    <w:bookmarkStart w:id="29" w:name="conciliación-bancaria"/>
-    <w:p>
-      <w:pPr>
-        <w:pStyle w:val="Heading3"/>
-      </w:pPr>
-      <w:r>
-        <w:t xml:space="preserve">4.1.5. Conciliación bancaria</w:t>
-      </w:r>
-    </w:p>
-    <w:p>
-      <w:pPr>
-        <w:pStyle w:val="Compact"/>
-        <w:numPr>
-          <w:ilvl w:val="0"/>
-          <w:numId w:val="1006"/>
-        </w:numPr>
-      </w:pPr>
-      <w:r>
-        <w:t xml:space="preserve">19 cuentas bancarias en OB_CuentaBanco</w:t>
-      </w:r>
-    </w:p>
-    <w:p>
-      <w:pPr>
-        <w:pStyle w:val="Compact"/>
-        <w:numPr>
-          <w:ilvl w:val="0"/>
-          <w:numId w:val="1006"/>
-        </w:numPr>
-      </w:pPr>
-      <w:r>
-        <w:t xml:space="preserve">15 con historial de conciliación (hasta junio 2022)</w:t>
-      </w:r>
-    </w:p>
-    <w:p>
-      <w:pPr>
-        <w:pStyle w:val="Compact"/>
-        <w:numPr>
-          <w:ilvl w:val="0"/>
-          <w:numId w:val="1006"/>
-        </w:numPr>
-      </w:pPr>
-      <w:r>
-        <w:rPr>
-          <w:b/>
-          <w:bCs/>
-        </w:rPr>
-        <w:t xml:space="preserve">Última conciliación: 30/06/2022</w:t>
-      </w:r>
-      <w:r>
-        <w:t xml:space="preserve"> </w:t>
-      </w:r>
-      <w:r>
-        <w:t xml:space="preserve">(~3.9 años atrás)</w:t>
-      </w:r>
-    </w:p>
-    <w:p>
-      <w:pPr>
-        <w:pStyle w:val="Compact"/>
-        <w:numPr>
-          <w:ilvl w:val="0"/>
-          <w:numId w:val="1006"/>
-        </w:numPr>
-      </w:pPr>
-      <w:r>
-        <w:t xml:space="preserve">4 cuentas sin estados de cuenta cargados</w:t>
-      </w:r>
-    </w:p>
-    <w:p>
-      <w:pPr>
-        <w:pStyle w:val="Compact"/>
-        <w:numPr>
-          <w:ilvl w:val="0"/>
-          <w:numId w:val="1006"/>
-        </w:numPr>
-      </w:pPr>
-      <w:r>
-        <w:t xml:space="preserve">Movs sin conciliar: 6 (todos &lt; S/100)</w:t>
-      </w:r>
-    </w:p>
-    <w:p>
-      <w:r>
-        <w:pict>
-          <v:rect style="width:0;height:1.5pt" o:hralign="center" o:hrstd="t" o:hr="t"/>
-        </w:pict>
-      </w:r>
-    </w:p>
-    <w:bookmarkEnd w:id="29"/>
-    <w:bookmarkEnd w:id="30"/>
-    <w:bookmarkStart w:id="36" w:name="integral-consultores-ruc-80688541"/>
-    <w:p>
-      <w:pPr>
-        <w:pStyle w:val="Heading2"/>
-      </w:pPr>
-      <w:r>
-        <w:t xml:space="preserve">4.2. INTEGRAL CONSULTORES (RUC 80688541)</w:t>
-      </w:r>
-    </w:p>
-    <w:bookmarkStart w:id="31" w:name="calificación-crítica"/>
-    <w:p>
-      <w:pPr>
-        <w:pStyle w:val="Heading3"/>
-      </w:pPr>
-      <w:r>
-        <w:t xml:space="preserve">Calificación: 🔴 CRÍTICA</w:t>
-      </w:r>
-    </w:p>
-    <w:bookmarkEnd w:id="31"/>
-    <w:bookmarkStart w:id="32" w:name="estado-de-resultados-ytd-2026-1"/>
-    <w:p>
-      <w:pPr>
-        <w:pStyle w:val="Heading3"/>
-      </w:pPr>
-      <w:r>
-        <w:t xml:space="preserve">4.2.1. Estado de resultados YTD 2026</w:t>
-      </w:r>
-    </w:p>
-    <w:tbl>
-      <w:tblPr>
-        <w:tblStyle w:val="Table"/>
-        <w:tblW w:type="auto" w:w="0"/>
-        <w:tblLook w:firstRow="1" w:lastRow="0" w:firstColumn="0" w:lastColumn="0" w:noHBand="0" w:noVBand="0" w:val="0020"/>
-      </w:tblPr>
-      <w:tblGrid>
-        <w:gridCol w:w="3960"/>
-        <w:gridCol w:w="3960"/>
-      </w:tblGrid>
-      <w:tr>
-        <w:trPr>
-          <w:tblHeader w:val="on"/>
-        </w:trPr>
-        <w:tc>
-          <w:tcPr/>
-          <w:p>
-            <w:pPr>
-              <w:pStyle w:val="Compact"/>
-            </w:pPr>
-            <w:r>
-              <w:t xml:space="preserve">Concepto</w:t>
-            </w:r>
-          </w:p>
-        </w:tc>
-        <w:tc>
-          <w:tcPr/>
-          <w:p>
-            <w:pPr>
-              <w:pStyle w:val="Compact"/>
-              <w:jc w:val="right"/>
-            </w:pPr>
-            <w:r>
-              <w:t xml:space="preserve">Monto</w:t>
-            </w:r>
-          </w:p>
-        </w:tc>
-      </w:tr>
-      <w:tr>
-        <w:tc>
-          <w:tcPr/>
-          <w:p>
-            <w:pPr>
-              <w:pStyle w:val="Compact"/>
-            </w:pPr>
-            <w:r>
               <w:t xml:space="preserve">Ingresos</w:t>
             </w:r>
           </w:p>
@@ -3343,8 +4170,8 @@
         <w:t xml:space="preserve">INTEGRAL es la única empresa rentable del grupo.</w:t>
       </w:r>
     </w:p>
-    <w:bookmarkEnd w:id="32"/>
-    <w:bookmarkStart w:id="33" w:name="hallazgos-críticos-1"/>
+    <w:bookmarkEnd w:id="33"/>
+    <w:bookmarkStart w:id="34" w:name="hallazgos-críticos"/>
     <w:p>
       <w:pPr>
         <w:pStyle w:val="Heading3"/>
@@ -3774,8 +4601,8 @@
         </w:tc>
       </w:tr>
     </w:tbl>
-    <w:bookmarkEnd w:id="33"/>
-    <w:bookmarkStart w:id="34" w:name="composición-cxc"/>
+    <w:bookmarkEnd w:id="34"/>
+    <w:bookmarkStart w:id="35" w:name="composición-cxc"/>
     <w:p>
       <w:pPr>
         <w:pStyle w:val="Heading3"/>
@@ -4231,8 +5058,8 @@
         </w:tc>
       </w:tr>
     </w:tbl>
-    <w:bookmarkEnd w:id="34"/>
-    <w:bookmarkStart w:id="35" w:name="ob_pago-volumen"/>
+    <w:bookmarkEnd w:id="35"/>
+    <w:bookmarkStart w:id="36" w:name="ob_pago-volumen"/>
     <w:p>
       <w:pPr>
         <w:pStyle w:val="Heading3"/>
@@ -4246,7 +5073,7 @@
         <w:pStyle w:val="Compact"/>
         <w:numPr>
           <w:ilvl w:val="0"/>
-          <w:numId w:val="1007"/>
+          <w:numId w:val="1006"/>
         </w:numPr>
       </w:pPr>
       <w:r>
@@ -4258,7 +5085,7 @@
         <w:pStyle w:val="Compact"/>
         <w:numPr>
           <w:ilvl w:val="0"/>
-          <w:numId w:val="1007"/>
+          <w:numId w:val="1006"/>
         </w:numPr>
       </w:pPr>
       <w:r>
@@ -4270,7 +5097,7 @@
         <w:pStyle w:val="Compact"/>
         <w:numPr>
           <w:ilvl w:val="0"/>
-          <w:numId w:val="1007"/>
+          <w:numId w:val="1006"/>
         </w:numPr>
       </w:pPr>
       <w:r>
@@ -4298,7 +5125,7 @@
         <w:pStyle w:val="Compact"/>
         <w:numPr>
           <w:ilvl w:val="0"/>
-          <w:numId w:val="1007"/>
+          <w:numId w:val="1006"/>
         </w:numPr>
       </w:pPr>
       <w:r>
@@ -4312,9 +5139,9 @@
         </w:pict>
       </w:r>
     </w:p>
-    <w:bookmarkEnd w:id="35"/>
     <w:bookmarkEnd w:id="36"/>
-    <w:bookmarkStart w:id="42" w:name="medarq-s.a.c.-ruc-80688706"/>
+    <w:bookmarkEnd w:id="37"/>
+    <w:bookmarkStart w:id="43" w:name="medarq-s.a.c.-ruc-80688706"/>
     <w:p>
       <w:pPr>
         <w:pStyle w:val="Heading2"/>
@@ -4323,7 +5150,7 @@
         <w:t xml:space="preserve">4.3. MEDARQ S.A.C. (RUC 80688706)</w:t>
       </w:r>
     </w:p>
-    <w:bookmarkStart w:id="37" w:name="calificación-alta-vigilancia-1"/>
+    <w:bookmarkStart w:id="38" w:name="calificación-alta-vigilancia-1"/>
     <w:p>
       <w:pPr>
         <w:pStyle w:val="Heading3"/>
@@ -4332,8 +5159,8 @@
         <w:t xml:space="preserve">Calificación: 🟠 Alta vigilancia</w:t>
       </w:r>
     </w:p>
-    <w:bookmarkEnd w:id="37"/>
-    <w:bookmarkStart w:id="38" w:name="estado-de-resultados-ytd-2026-2"/>
+    <w:bookmarkEnd w:id="38"/>
+    <w:bookmarkStart w:id="39" w:name="estado-de-resultados-ytd-2026-2"/>
     <w:p>
       <w:pPr>
         <w:pStyle w:val="Heading3"/>
@@ -4564,8 +5391,8 @@
         </w:tc>
       </w:tr>
     </w:tbl>
-    <w:bookmarkEnd w:id="38"/>
-    <w:bookmarkStart w:id="39" w:name="patrimonio-1"/>
+    <w:bookmarkEnd w:id="39"/>
+    <w:bookmarkStart w:id="40" w:name="patrimonio"/>
     <w:p>
       <w:pPr>
         <w:pStyle w:val="Heading3"/>
@@ -4770,8 +5597,8 @@
         <w:t xml:space="preserve">si pierde &gt; S/400K más → patrimonio &lt; 1/3 del capital → causal de disolución obligatoria.</w:t>
       </w:r>
     </w:p>
-    <w:bookmarkEnd w:id="39"/>
-    <w:bookmarkStart w:id="40" w:name="hallazgos-críticos-2"/>
+    <w:bookmarkEnd w:id="40"/>
+    <w:bookmarkStart w:id="41" w:name="hallazgos-críticos-1"/>
     <w:p>
       <w:pPr>
         <w:pStyle w:val="Heading3"/>
@@ -5137,8 +5964,8 @@
         </w:tc>
       </w:tr>
     </w:tbl>
-    <w:bookmarkEnd w:id="40"/>
-    <w:bookmarkStart w:id="41" w:name="cxc-top-clientes"/>
+    <w:bookmarkEnd w:id="41"/>
+    <w:bookmarkStart w:id="42" w:name="cxc-top-clientes"/>
     <w:p>
       <w:pPr>
         <w:pStyle w:val="Heading3"/>
@@ -5407,9 +6234,9 @@
         </w:pict>
       </w:r>
     </w:p>
-    <w:bookmarkEnd w:id="41"/>
     <w:bookmarkEnd w:id="42"/>
-    <w:bookmarkStart w:id="48" w:name="americana-construcción-ruc-80688524"/>
+    <w:bookmarkEnd w:id="43"/>
+    <w:bookmarkStart w:id="49" w:name="americana-construcción-ruc-80688524"/>
     <w:p>
       <w:pPr>
         <w:pStyle w:val="Heading2"/>
@@ -5418,7 +6245,7 @@
         <w:t xml:space="preserve">4.4. AMERICANA CONSTRUCCIÓN (RUC 80688524)</w:t>
       </w:r>
     </w:p>
-    <w:bookmarkStart w:id="43" w:name="calificación-crítica-1"/>
+    <w:bookmarkStart w:id="44" w:name="calificación-crítica-1"/>
     <w:p>
       <w:pPr>
         <w:pStyle w:val="Heading3"/>
@@ -5427,8 +6254,8 @@
         <w:t xml:space="preserve">Calificación: 🔴 CRÍTICA</w:t>
       </w:r>
     </w:p>
-    <w:bookmarkEnd w:id="43"/>
-    <w:bookmarkStart w:id="44" w:name="estado-de-resultados-ytd-2026-3"/>
+    <w:bookmarkEnd w:id="44"/>
+    <w:bookmarkStart w:id="45" w:name="estado-de-resultados-ytd-2026-3"/>
     <w:p>
       <w:pPr>
         <w:pStyle w:val="Heading3"/>
@@ -5691,8 +6518,8 @@
         <w:t xml:space="preserve">— el costo directo (S/271K) supera al ingreso (S/213K). Los proyectos están perdiendo dinero en operación.</w:t>
       </w:r>
     </w:p>
-    <w:bookmarkEnd w:id="44"/>
-    <w:bookmarkStart w:id="45" w:name="hallazgos-críticos-3"/>
+    <w:bookmarkEnd w:id="45"/>
+    <w:bookmarkStart w:id="46" w:name="hallazgos-críticos-2"/>
     <w:p>
       <w:pPr>
         <w:pStyle w:val="Heading3"/>
@@ -5794,7 +6621,7 @@
               <w:t xml:space="preserve"> </w:t>
             </w:r>
             <w:r>
-              <w:t xml:space="preserve">desde 2023</w:t>
+              <w:t xml:space="preserve">(origen ENERO 2026, no desde 2023) — Ver Anexo T</w:t>
             </w:r>
           </w:p>
         </w:tc>
@@ -6164,8 +6991,8 @@
         </w:tc>
       </w:tr>
     </w:tbl>
-    <w:bookmarkEnd w:id="45"/>
-    <w:bookmarkStart w:id="46" w:name="cxc-concentración-crítica"/>
+    <w:bookmarkEnd w:id="46"/>
+    <w:bookmarkStart w:id="47" w:name="cxc-concentración-crítica"/>
     <w:p>
       <w:pPr>
         <w:pStyle w:val="Heading3"/>
@@ -6380,8 +7207,8 @@
         <w:t xml:space="preserve">concentrada en un solo cliente vencido. Provisión NIIF 9 obligatoria al 100%.</w:t>
       </w:r>
     </w:p>
-    <w:bookmarkEnd w:id="46"/>
-    <w:bookmarkStart w:id="47" w:name="tesorería"/>
+    <w:bookmarkEnd w:id="47"/>
+    <w:bookmarkStart w:id="48" w:name="tesorería"/>
     <w:p>
       <w:pPr>
         <w:pStyle w:val="Heading3"/>
@@ -6626,10 +7453,10 @@
         </w:tc>
       </w:tr>
     </w:tbl>
-    <w:bookmarkEnd w:id="47"/>
     <w:bookmarkEnd w:id="48"/>
     <w:bookmarkEnd w:id="49"/>
-    <w:bookmarkStart w:id="59" w:name="análisis-de-control-interno"/>
+    <w:bookmarkEnd w:id="50"/>
+    <w:bookmarkStart w:id="60" w:name="análisis-de-control-interno"/>
     <w:p>
       <w:pPr>
         <w:pStyle w:val="Heading1"/>
@@ -6638,7 +7465,7 @@
         <w:t xml:space="preserve">5. ANÁLISIS DE CONTROL INTERNO</w:t>
       </w:r>
     </w:p>
-    <w:bookmarkStart w:id="50" w:name="trazabilidad-pago-documento"/>
+    <w:bookmarkStart w:id="51" w:name="trazabilidad-pago-documento"/>
     <w:p>
       <w:pPr>
         <w:pStyle w:val="Heading2"/>
@@ -6999,8 +7826,8 @@
         </w:tc>
       </w:tr>
     </w:tbl>
-    <w:bookmarkEnd w:id="50"/>
-    <w:bookmarkStart w:id="53" w:name="cumplimiento-ley-28194-bancarización"/>
+    <w:bookmarkEnd w:id="51"/>
+    <w:bookmarkStart w:id="54" w:name="cumplimiento-ley-28194-bancarización"/>
     <w:p>
       <w:pPr>
         <w:pStyle w:val="Heading2"/>
@@ -7304,7 +8131,7 @@
         </w:tc>
       </w:tr>
     </w:tbl>
-    <w:bookmarkStart w:id="51" w:name="decodificación-mediodepago-s10-tinyint"/>
+    <w:bookmarkStart w:id="52" w:name="decodificación-mediodepago-s10-tinyint"/>
     <w:p>
       <w:pPr>
         <w:pStyle w:val="Heading3"/>
@@ -7682,8 +8509,8 @@
         </w:tc>
       </w:tr>
     </w:tbl>
-    <w:bookmarkEnd w:id="51"/>
-    <w:bookmarkStart w:id="52" w:name="aclaración-crítica"/>
+    <w:bookmarkEnd w:id="52"/>
+    <w:bookmarkStart w:id="53" w:name="aclaración-crítica"/>
     <w:p>
       <w:pPr>
         <w:pStyle w:val="Heading3"/>
@@ -7767,9 +8594,9 @@
         <w:t xml:space="preserve">NO VIOLAN Ley 28194.</w:t>
       </w:r>
     </w:p>
-    <w:bookmarkEnd w:id="52"/>
     <w:bookmarkEnd w:id="53"/>
-    <w:bookmarkStart w:id="54" w:name="X8079da337f4364357f6b58f4e920e957fd2abf3"/>
+    <w:bookmarkEnd w:id="54"/>
+    <w:bookmarkStart w:id="55" w:name="X8079da337f4364357f6b58f4e920e957fd2abf3"/>
     <w:p>
       <w:pPr>
         <w:pStyle w:val="Heading2"/>
@@ -8076,8 +8903,8 @@
         <w:t xml:space="preserve">Esto explica saldos anómalos como BBVA MN AMERICANA −S/13M.</w:t>
       </w:r>
     </w:p>
-    <w:bookmarkEnd w:id="54"/>
-    <w:bookmarkStart w:id="57" w:name="cumplimiento-laboral"/>
+    <w:bookmarkEnd w:id="55"/>
+    <w:bookmarkStart w:id="58" w:name="cumplimiento-laboral"/>
     <w:p>
       <w:pPr>
         <w:pStyle w:val="Heading2"/>
@@ -8086,7 +8913,7 @@
         <w:t xml:space="preserve">5.4. Cumplimiento laboral</w:t>
       </w:r>
     </w:p>
-    <w:bookmarkStart w:id="55" w:name="cts-dl-650"/>
+    <w:bookmarkStart w:id="56" w:name="cts-dl-650"/>
     <w:p>
       <w:pPr>
         <w:pStyle w:val="Heading3"/>
@@ -8364,8 +9191,8 @@
         </w:tc>
       </w:tr>
     </w:tbl>
-    <w:bookmarkEnd w:id="55"/>
-    <w:bookmarkStart w:id="56" w:name="participaciones-dl-892"/>
+    <w:bookmarkEnd w:id="56"/>
+    <w:bookmarkStart w:id="57" w:name="participaciones-dl-892"/>
     <w:p>
       <w:pPr>
         <w:pStyle w:val="Heading3"/>
@@ -8593,9 +9420,9 @@
         </w:tc>
       </w:tr>
     </w:tbl>
-    <w:bookmarkEnd w:id="56"/>
     <w:bookmarkEnd w:id="57"/>
-    <w:bookmarkStart w:id="58" w:name="otras-observaciones-de-control"/>
+    <w:bookmarkEnd w:id="58"/>
+    <w:bookmarkStart w:id="59" w:name="otras-observaciones-de-control"/>
     <w:p>
       <w:pPr>
         <w:pStyle w:val="Heading2"/>
@@ -8609,7 +9436,7 @@
         <w:pStyle w:val="Compact"/>
         <w:numPr>
           <w:ilvl w:val="0"/>
-          <w:numId w:val="1008"/>
+          <w:numId w:val="1007"/>
         </w:numPr>
       </w:pPr>
       <w:r>
@@ -8631,7 +9458,7 @@
         <w:pStyle w:val="Compact"/>
         <w:numPr>
           <w:ilvl w:val="0"/>
-          <w:numId w:val="1008"/>
+          <w:numId w:val="1007"/>
         </w:numPr>
       </w:pPr>
       <w:r>
@@ -8653,7 +9480,7 @@
         <w:pStyle w:val="Compact"/>
         <w:numPr>
           <w:ilvl w:val="0"/>
-          <w:numId w:val="1008"/>
+          <w:numId w:val="1007"/>
         </w:numPr>
       </w:pPr>
       <w:r>
@@ -8675,7 +9502,7 @@
         <w:pStyle w:val="Compact"/>
         <w:numPr>
           <w:ilvl w:val="0"/>
-          <w:numId w:val="1008"/>
+          <w:numId w:val="1007"/>
         </w:numPr>
       </w:pPr>
       <w:r>
@@ -8701,9 +9528,9 @@
         <w:t xml:space="preserve">IdentificadorCuentaBanco</w:t>
       </w:r>
     </w:p>
-    <w:bookmarkEnd w:id="58"/>
     <w:bookmarkEnd w:id="59"/>
-    <w:bookmarkStart w:id="63" w:name="Xb73cd0a9cc667aea2f41c65a6eeba0b099ccf2c"/>
+    <w:bookmarkEnd w:id="60"/>
+    <w:bookmarkStart w:id="65" w:name="Xb73cd0a9cc667aea2f41c65a6eeba0b099ccf2c"/>
     <w:p>
       <w:pPr>
         <w:pStyle w:val="Heading1"/>
@@ -8712,13 +9539,13 @@
         <w:t xml:space="preserve">6. RIESGOS TRIBUTARIOS Y LABORALES CONSOLIDADOS</w:t>
       </w:r>
     </w:p>
-    <w:bookmarkStart w:id="60" w:name="contingencia-tributaria"/>
+    <w:bookmarkStart w:id="61" w:name="Xb42b11539ab10f47ef241793eae16e36219c386"/>
     <w:p>
       <w:pPr>
         <w:pStyle w:val="Heading2"/>
       </w:pPr>
       <w:r>
-        <w:t xml:space="preserve">6.1. Contingencia tributaria</w:t>
+        <w:t xml:space="preserve">6.1. Contingencia tributaria (recalculada post-validación)</w:t>
       </w:r>
     </w:p>
     <w:tbl>
@@ -8803,7 +9630,7 @@
               <w:pStyle w:val="Compact"/>
             </w:pPr>
             <w:r>
-              <w:t xml:space="preserve">Recalificación préstamos intercompañía como dividendos (Art. 24-A LIR) — 5% IR sobre saldo S/34M</w:t>
+              <w:t xml:space="preserve">Recalificación dividendos presuntos Art. 24-A LIR — 29.5% sobre INTEGRAL→CMO S/11.1M (mayor exposición individual)</w:t>
             </w:r>
           </w:p>
         </w:tc>
@@ -8826,7 +9653,11 @@
               <w:jc w:val="right"/>
             </w:pPr>
             <w:r>
-              <w:t xml:space="preserve">S/2,700,000</w:t>
+              <w:rPr>
+                <w:b/>
+                <w:bCs/>
+              </w:rPr>
+              <w:t xml:space="preserve">S/3,272,000</w:t>
             </w:r>
           </w:p>
         </w:tc>
@@ -8897,7 +9728,7 @@
               <w:pStyle w:val="Compact"/>
             </w:pPr>
             <w:r>
-              <w:t xml:space="preserve">IGV subdeclarado potencial (INTEGRAL conciliación + MEDARQ ingresos sin factura)</w:t>
+              <w:t xml:space="preserve">IGV subdeclarado potencial (recalculado tras compensación crédito INTEGRAL)</w:t>
             </w:r>
           </w:p>
         </w:tc>
@@ -8920,7 +9751,7 @@
               <w:jc w:val="right"/>
             </w:pPr>
             <w:r>
-              <w:t xml:space="preserve">S/400,000</w:t>
+              <w:t xml:space="preserve">S/350,000</w:t>
             </w:r>
           </w:p>
         </w:tc>
@@ -9063,14 +9894,14 @@
                 <w:b/>
                 <w:bCs/>
               </w:rPr>
-              <w:t xml:space="preserve">S/3,420,000</w:t>
+              <w:t xml:space="preserve">S/3,942,000</w:t>
             </w:r>
           </w:p>
         </w:tc>
       </w:tr>
     </w:tbl>
-    <w:bookmarkEnd w:id="60"/>
-    <w:bookmarkStart w:id="61" w:name="contingencia-laboral"/>
+    <w:bookmarkEnd w:id="61"/>
+    <w:bookmarkStart w:id="62" w:name="contingencia-laboral"/>
     <w:p>
       <w:pPr>
         <w:pStyle w:val="Heading2"/>
@@ -9302,7 +10133,7 @@
               <w:pStyle w:val="Compact"/>
             </w:pPr>
             <w:r>
-              <w:t xml:space="preserve">Demandas laborales por sueldos atrasados</w:t>
+              <w:t xml:space="preserve">Demandas laborales por sueldos atrasados (exacto S/196,277)</w:t>
             </w:r>
           </w:p>
         </w:tc>
@@ -9380,14 +10211,277 @@
         </w:tc>
       </w:tr>
     </w:tbl>
-    <w:bookmarkEnd w:id="61"/>
-    <w:bookmarkStart w:id="62" w:name="contingencia-máxima-del-grupo"/>
+    <w:bookmarkEnd w:id="62"/>
+    <w:bookmarkStart w:id="63" w:name="X2457d2751a8e5aab3a73c237a2c83517654978f"/>
     <w:p>
       <w:pPr>
         <w:pStyle w:val="Heading2"/>
       </w:pPr>
       <w:r>
-        <w:t xml:space="preserve">6.3. CONTINGENCIA MÁXIMA DEL GRUPO</w:t>
+        <w:t xml:space="preserve">6.3. Créditos tributarios recuperables (NUEVO — post-validación)</w:t>
+      </w:r>
+    </w:p>
+    <w:tbl>
+      <w:tblPr>
+        <w:tblStyle w:val="Table"/>
+        <w:tblW w:type="auto" w:w="0"/>
+        <w:tblLook w:firstRow="1" w:lastRow="0" w:firstColumn="0" w:lastColumn="0" w:noHBand="0" w:noVBand="0" w:val="0020"/>
+      </w:tblPr>
+      <w:tblGrid>
+        <w:gridCol w:w="1980"/>
+        <w:gridCol w:w="1980"/>
+        <w:gridCol w:w="1980"/>
+        <w:gridCol w:w="1980"/>
+      </w:tblGrid>
+      <w:tr>
+        <w:trPr>
+          <w:tblHeader w:val="on"/>
+        </w:trPr>
+        <w:tc>
+          <w:tcPr/>
+          <w:p>
+            <w:pPr>
+              <w:pStyle w:val="Compact"/>
+            </w:pPr>
+            <w:r>
+              <w:t xml:space="preserve">#</w:t>
+            </w:r>
+          </w:p>
+        </w:tc>
+        <w:tc>
+          <w:tcPr/>
+          <w:p>
+            <w:pPr>
+              <w:pStyle w:val="Compact"/>
+            </w:pPr>
+            <w:r>
+              <w:t xml:space="preserve">Crédito</w:t>
+            </w:r>
+          </w:p>
+        </w:tc>
+        <w:tc>
+          <w:tcPr/>
+          <w:p>
+            <w:pPr>
+              <w:pStyle w:val="Compact"/>
+            </w:pPr>
+            <w:r>
+              <w:t xml:space="preserve">Empresa</w:t>
+            </w:r>
+          </w:p>
+        </w:tc>
+        <w:tc>
+          <w:tcPr/>
+          <w:p>
+            <w:pPr>
+              <w:pStyle w:val="Compact"/>
+              <w:jc w:val="right"/>
+            </w:pPr>
+            <w:r>
+              <w:t xml:space="preserve">Monto</w:t>
+            </w:r>
+          </w:p>
+        </w:tc>
+      </w:tr>
+      <w:tr>
+        <w:tc>
+          <w:tcPr/>
+          <w:p>
+            <w:pPr>
+              <w:pStyle w:val="Compact"/>
+            </w:pPr>
+            <w:r>
+              <w:t xml:space="preserve">CT-01</w:t>
+            </w:r>
+          </w:p>
+        </w:tc>
+        <w:tc>
+          <w:tcPr/>
+          <w:p>
+            <w:pPr>
+              <w:pStyle w:val="Compact"/>
+            </w:pPr>
+            <w:r>
+              <w:t xml:space="preserve">Renta 3ª Categoría neto a favor</w:t>
+            </w:r>
+          </w:p>
+        </w:tc>
+        <w:tc>
+          <w:tcPr/>
+          <w:p>
+            <w:pPr>
+              <w:pStyle w:val="Compact"/>
+            </w:pPr>
+            <w:r>
+              <w:t xml:space="preserve">INTEGRAL</w:t>
+            </w:r>
+          </w:p>
+        </w:tc>
+        <w:tc>
+          <w:tcPr/>
+          <w:p>
+            <w:pPr>
+              <w:pStyle w:val="Compact"/>
+              <w:jc w:val="right"/>
+            </w:pPr>
+            <w:r>
+              <w:t xml:space="preserve">−S/287,734</w:t>
+            </w:r>
+          </w:p>
+        </w:tc>
+      </w:tr>
+      <w:tr>
+        <w:tc>
+          <w:tcPr/>
+          <w:p>
+            <w:pPr>
+              <w:pStyle w:val="Compact"/>
+            </w:pPr>
+            <w:r>
+              <w:t xml:space="preserve">CT-02</w:t>
+            </w:r>
+          </w:p>
+        </w:tc>
+        <w:tc>
+          <w:tcPr/>
+          <w:p>
+            <w:pPr>
+              <w:pStyle w:val="Compact"/>
+            </w:pPr>
+            <w:r>
+              <w:t xml:space="preserve">ITAN a favor</w:t>
+            </w:r>
+          </w:p>
+        </w:tc>
+        <w:tc>
+          <w:tcPr/>
+          <w:p>
+            <w:pPr>
+              <w:pStyle w:val="Compact"/>
+            </w:pPr>
+            <w:r>
+              <w:t xml:space="preserve">AMERICANA</w:t>
+            </w:r>
+          </w:p>
+        </w:tc>
+        <w:tc>
+          <w:tcPr/>
+          <w:p>
+            <w:pPr>
+              <w:pStyle w:val="Compact"/>
+              <w:jc w:val="right"/>
+            </w:pPr>
+            <w:r>
+              <w:t xml:space="preserve">−S/43,704</w:t>
+            </w:r>
+          </w:p>
+        </w:tc>
+      </w:tr>
+      <w:tr>
+        <w:tc>
+          <w:tcPr/>
+          <w:p>
+            <w:pPr>
+              <w:pStyle w:val="Compact"/>
+            </w:pPr>
+            <w:r>
+              <w:t xml:space="preserve">CT-03</w:t>
+            </w:r>
+          </w:p>
+        </w:tc>
+        <w:tc>
+          <w:tcPr/>
+          <w:p>
+            <w:pPr>
+              <w:pStyle w:val="Compact"/>
+            </w:pPr>
+            <w:r>
+              <w:t xml:space="preserve">Pago a cuenta Renta a favor</w:t>
+            </w:r>
+          </w:p>
+        </w:tc>
+        <w:tc>
+          <w:tcPr/>
+          <w:p>
+            <w:pPr>
+              <w:pStyle w:val="Compact"/>
+            </w:pPr>
+            <w:r>
+              <w:t xml:space="preserve">AMERICANA</w:t>
+            </w:r>
+          </w:p>
+        </w:tc>
+        <w:tc>
+          <w:tcPr/>
+          <w:p>
+            <w:pPr>
+              <w:pStyle w:val="Compact"/>
+              <w:jc w:val="right"/>
+            </w:pPr>
+            <w:r>
+              <w:t xml:space="preserve">−S/95,225</w:t>
+            </w:r>
+          </w:p>
+        </w:tc>
+      </w:tr>
+      <w:tr>
+        <w:tc>
+          <w:tcPr/>
+          <w:p>
+            <w:pPr>
+              <w:pStyle w:val="Compact"/>
+            </w:pPr>
+            <w:r>
+              <w:rPr>
+                <w:b/>
+                <w:bCs/>
+              </w:rPr>
+              <w:t xml:space="preserve">Subtotal créditos</w:t>
+            </w:r>
+          </w:p>
+        </w:tc>
+        <w:tc>
+          <w:tcPr/>
+          <w:p>
+            <w:pPr>
+              <w:pStyle w:val="Compact"/>
+            </w:pPr>
+          </w:p>
+        </w:tc>
+        <w:tc>
+          <w:tcPr/>
+          <w:p>
+            <w:pPr>
+              <w:pStyle w:val="Compact"/>
+            </w:pPr>
+          </w:p>
+        </w:tc>
+        <w:tc>
+          <w:tcPr/>
+          <w:p>
+            <w:pPr>
+              <w:pStyle w:val="Compact"/>
+              <w:jc w:val="right"/>
+            </w:pPr>
+            <w:r>
+              <w:rPr>
+                <w:b/>
+                <w:bCs/>
+              </w:rPr>
+              <w:t xml:space="preserve">−S/426,663</w:t>
+            </w:r>
+          </w:p>
+        </w:tc>
+      </w:tr>
+    </w:tbl>
+    <w:bookmarkEnd w:id="63"/>
+    <w:bookmarkStart w:id="64" w:name="contingencia-neta-del-grupo"/>
+    <w:p>
+      <w:pPr>
+        <w:pStyle w:val="Heading2"/>
+      </w:pPr>
+      <w:r>
+        <w:t xml:space="preserve">6.4. CONTINGENCIA NETA DEL GRUPO</w:t>
       </w:r>
     </w:p>
     <w:p>
@@ -9399,12 +10493,32 @@
           <w:b/>
           <w:bCs/>
         </w:rPr>
-        <w:t xml:space="preserve">Total estimado: hasta S/4,441,000</w:t>
-      </w:r>
-    </w:p>
-    <w:bookmarkEnd w:id="62"/>
-    <w:bookmarkEnd w:id="63"/>
-    <w:bookmarkStart w:id="67" w:name="estructura-del-balance-intercompañía"/>
+        <w:t xml:space="preserve">Contingencia bruta máxima: S/4,963,000</w:t>
+      </w:r>
+      <w:r>
+        <w:t xml:space="preserve"> </w:t>
+      </w:r>
+      <w:r>
+        <w:rPr>
+          <w:b/>
+          <w:bCs/>
+        </w:rPr>
+        <w:t xml:space="preserve">Créditos recuperables: −S/426,663</w:t>
+      </w:r>
+      <w:r>
+        <w:t xml:space="preserve"> </w:t>
+      </w:r>
+      <w:r>
+        <w:rPr>
+          <w:b/>
+          <w:bCs/>
+        </w:rPr>
+        <w:t xml:space="preserve">Contingencia NETA: S/4,536,337</w:t>
+      </w:r>
+    </w:p>
+    <w:bookmarkEnd w:id="64"/>
+    <w:bookmarkEnd w:id="65"/>
+    <w:bookmarkStart w:id="70" w:name="estructura-del-balance-intercompañía"/>
     <w:p>
       <w:pPr>
         <w:pStyle w:val="Heading1"/>
@@ -9413,13 +10527,13 @@
         <w:t xml:space="preserve">7. ESTRUCTURA DEL BALANCE INTERCOMPAÑÍA</w:t>
       </w:r>
     </w:p>
-    <w:bookmarkStart w:id="64" w:name="Xbfdb9c21f8a10d0d603caaf9b036e720f7dd727"/>
+    <w:bookmarkStart w:id="66" w:name="Xa60a4d3cda08ba25de2ab03cba8c121f062e4f5"/>
     <w:p>
       <w:pPr>
         <w:pStyle w:val="Heading2"/>
       </w:pPr>
       <w:r>
-        <w:t xml:space="preserve">7.1. Préstamos intercompañía (Tipo de documento 071)</w:t>
+        <w:t xml:space="preserve">7.1. Préstamos intercompañía — saldos y movimientos (validados V14)</w:t>
       </w:r>
     </w:p>
     <w:tbl>
@@ -9521,7 +10635,7 @@
               <w:pStyle w:val="Compact"/>
             </w:pPr>
             <w:r>
-              <w:t xml:space="preserve">Préstamos otorgados (saldo pend.)</w:t>
+              <w:t xml:space="preserve">Préstamos otorgados (saldo neto cta 17)</w:t>
             </w:r>
           </w:p>
         </w:tc>
@@ -9598,7 +10712,7 @@
               <w:pStyle w:val="Compact"/>
             </w:pPr>
             <w:r>
-              <w:t xml:space="preserve">Préstamos recibidos (saldo pend.)</w:t>
+              <w:t xml:space="preserve">Préstamos recibidos (saldo neto cta 47)</w:t>
             </w:r>
           </w:p>
         </w:tc>
@@ -9833,7 +10947,23 @@
               <w:pStyle w:val="Compact"/>
             </w:pPr>
             <w:r>
-              <w:t xml:space="preserve">Monto total movido otorgados</w:t>
+              <w:t xml:space="preserve">Monto total</w:t>
+            </w:r>
+            <w:r>
+              <w:t xml:space="preserve"> </w:t>
+            </w:r>
+            <w:r>
+              <w:rPr>
+                <w:b/>
+                <w:bCs/>
+              </w:rPr>
+              <w:t xml:space="preserve">movido</w:t>
+            </w:r>
+            <w:r>
+              <w:t xml:space="preserve"> </w:t>
+            </w:r>
+            <w:r>
+              <w:t xml:space="preserve">otorgados (acumulado histórico)</w:t>
             </w:r>
           </w:p>
         </w:tc>
@@ -9903,14 +11033,603 @@
         </w:tc>
       </w:tr>
     </w:tbl>
-    <w:bookmarkEnd w:id="64"/>
-    <w:bookmarkStart w:id="65" w:name="otras-cxc-cxp-relacionadas"/>
+    <w:p>
+      <w:pPr>
+        <w:pStyle w:val="BlockText"/>
+      </w:pPr>
+      <w:r>
+        <w:rPr>
+          <w:b/>
+          <w:bCs/>
+        </w:rPr>
+        <w:t xml:space="preserve">IMPORTANTE:</w:t>
+      </w:r>
+      <w:r>
+        <w:t xml:space="preserve"> </w:t>
+      </w:r>
+      <w:r>
+        <w:t xml:space="preserve">Las cifras</w:t>
+      </w:r>
+      <w:r>
+        <w:t xml:space="preserve"> </w:t>
+      </w:r>
+      <w:r>
+        <w:t xml:space="preserve">“S/122.9M movido CMO”</w:t>
+      </w:r>
+      <w:r>
+        <w:t xml:space="preserve"> </w:t>
+      </w:r>
+      <w:r>
+        <w:t xml:space="preserve">y</w:t>
+      </w:r>
+      <w:r>
+        <w:t xml:space="preserve"> </w:t>
+      </w:r>
+      <w:r>
+        <w:t xml:space="preserve">“S/162.2M total movido”</w:t>
+      </w:r>
+      <w:r>
+        <w:t xml:space="preserve"> </w:t>
+      </w:r>
+      <w:r>
+        <w:t xml:space="preserve">son</w:t>
+      </w:r>
+      <w:r>
+        <w:t xml:space="preserve"> </w:t>
+      </w:r>
+      <w:r>
+        <w:rPr>
+          <w:b/>
+          <w:bCs/>
+        </w:rPr>
+        <w:t xml:space="preserve">acumulados de transacciones históricas</w:t>
+      </w:r>
+      <w:r>
+        <w:t xml:space="preserve">, NO saldos netos actuales. El</w:t>
+      </w:r>
+      <w:r>
+        <w:t xml:space="preserve"> </w:t>
+      </w:r>
+      <w:r>
+        <w:rPr>
+          <w:b/>
+          <w:bCs/>
+        </w:rPr>
+        <w:t xml:space="preserve">saldo neto vigente cta 17 CMO es S/34M</w:t>
+      </w:r>
+      <w:r>
+        <w:t xml:space="preserve">.</w:t>
+      </w:r>
+    </w:p>
+    <w:bookmarkEnd w:id="66"/>
+    <w:bookmarkStart w:id="67" w:name="X742a8053c8233dccdd6968b1caa336b423dc583"/>
     <w:p>
       <w:pPr>
         <w:pStyle w:val="Heading2"/>
       </w:pPr>
       <w:r>
-        <w:t xml:space="preserve">7.2. Otras CxC / CxP relacionadas</w:t>
+        <w:t xml:space="preserve">7.2. Intercompañía DEMOSTRADO entre las 4 empresas auditadas (V14)</w:t>
+      </w:r>
+    </w:p>
+    <w:p>
+      <w:pPr>
+        <w:pStyle w:val="FirstParagraph"/>
+      </w:pPr>
+      <w:r>
+        <w:t xml:space="preserve">Filtrando solo terceros que son las otras 3 empresas del grupo auditadas:</w:t>
+      </w:r>
+    </w:p>
+    <w:tbl>
+      <w:tblPr>
+        <w:tblStyle w:val="Table"/>
+        <w:tblW w:type="pct" w:w="5000"/>
+        <w:tblLayout w:type="fixed"/>
+        <w:tblLook w:firstRow="1" w:lastRow="0" w:firstColumn="0" w:lastColumn="0" w:noHBand="0" w:noVBand="0" w:val="0020"/>
+      </w:tblPr>
+      <w:tblGrid>
+        <w:gridCol w:w="1033"/>
+        <w:gridCol w:w="1377"/>
+        <w:gridCol w:w="1377"/>
+        <w:gridCol w:w="1377"/>
+        <w:gridCol w:w="1377"/>
+        <w:gridCol w:w="1377"/>
+      </w:tblGrid>
+      <w:tr>
+        <w:trPr>
+          <w:tblHeader w:val="on"/>
+        </w:trPr>
+        <w:tc>
+          <w:tcPr/>
+          <w:p>
+            <w:pPr>
+              <w:pStyle w:val="Compact"/>
+            </w:pPr>
+            <w:r>
+              <w:t xml:space="preserve">Empresa origen</w:t>
+            </w:r>
+          </w:p>
+        </w:tc>
+        <w:tc>
+          <w:tcPr/>
+          <w:p>
+            <w:pPr>
+              <w:pStyle w:val="Compact"/>
+              <w:jc w:val="right"/>
+            </w:pPr>
+            <w:r>
+              <w:t xml:space="preserve">Hacia CMO</w:t>
+            </w:r>
+          </w:p>
+        </w:tc>
+        <w:tc>
+          <w:tcPr/>
+          <w:p>
+            <w:pPr>
+              <w:pStyle w:val="Compact"/>
+              <w:jc w:val="right"/>
+            </w:pPr>
+            <w:r>
+              <w:t xml:space="preserve">Hacia INTEGRAL</w:t>
+            </w:r>
+          </w:p>
+        </w:tc>
+        <w:tc>
+          <w:tcPr/>
+          <w:p>
+            <w:pPr>
+              <w:pStyle w:val="Compact"/>
+              <w:jc w:val="right"/>
+            </w:pPr>
+            <w:r>
+              <w:t xml:space="preserve">Hacia AMERICANA</w:t>
+            </w:r>
+          </w:p>
+        </w:tc>
+        <w:tc>
+          <w:tcPr/>
+          <w:p>
+            <w:pPr>
+              <w:pStyle w:val="Compact"/>
+              <w:jc w:val="right"/>
+            </w:pPr>
+            <w:r>
+              <w:t xml:space="preserve">Hacia MEDARQ</w:t>
+            </w:r>
+          </w:p>
+        </w:tc>
+        <w:tc>
+          <w:tcPr/>
+          <w:p>
+            <w:pPr>
+              <w:pStyle w:val="Compact"/>
+              <w:jc w:val="right"/>
+            </w:pPr>
+            <w:r>
+              <w:t xml:space="preserve">Total</w:t>
+            </w:r>
+          </w:p>
+        </w:tc>
+      </w:tr>
+      <w:tr>
+        <w:tc>
+          <w:tcPr/>
+          <w:p>
+            <w:pPr>
+              <w:pStyle w:val="Compact"/>
+            </w:pPr>
+            <w:r>
+              <w:t xml:space="preserve">CMO</w:t>
+            </w:r>
+          </w:p>
+        </w:tc>
+        <w:tc>
+          <w:tcPr/>
+          <w:p>
+            <w:pPr>
+              <w:pStyle w:val="Compact"/>
+              <w:jc w:val="right"/>
+            </w:pPr>
+            <w:r>
+              <w:t xml:space="preserve">—</w:t>
+            </w:r>
+          </w:p>
+        </w:tc>
+        <w:tc>
+          <w:tcPr/>
+          <w:p>
+            <w:pPr>
+              <w:pStyle w:val="Compact"/>
+              <w:jc w:val="right"/>
+            </w:pPr>
+            <w:r>
+              <w:t xml:space="preserve">−S/7,293</w:t>
+            </w:r>
+          </w:p>
+        </w:tc>
+        <w:tc>
+          <w:tcPr/>
+          <w:p>
+            <w:pPr>
+              <w:pStyle w:val="Compact"/>
+              <w:jc w:val="right"/>
+            </w:pPr>
+            <w:r>
+              <w:t xml:space="preserve">S/2,747,840</w:t>
+            </w:r>
+          </w:p>
+        </w:tc>
+        <w:tc>
+          <w:tcPr/>
+          <w:p>
+            <w:pPr>
+              <w:pStyle w:val="Compact"/>
+              <w:jc w:val="right"/>
+            </w:pPr>
+            <w:r>
+              <w:t xml:space="preserve">—</w:t>
+            </w:r>
+          </w:p>
+        </w:tc>
+        <w:tc>
+          <w:tcPr/>
+          <w:p>
+            <w:pPr>
+              <w:pStyle w:val="Compact"/>
+              <w:jc w:val="right"/>
+            </w:pPr>
+            <w:r>
+              <w:rPr>
+                <w:b/>
+                <w:bCs/>
+              </w:rPr>
+              <w:t xml:space="preserve">S/2,740,547</w:t>
+            </w:r>
+          </w:p>
+        </w:tc>
+      </w:tr>
+      <w:tr>
+        <w:tc>
+          <w:tcPr/>
+          <w:p>
+            <w:pPr>
+              <w:pStyle w:val="Compact"/>
+            </w:pPr>
+            <w:r>
+              <w:t xml:space="preserve">INTEGRAL</w:t>
+            </w:r>
+          </w:p>
+        </w:tc>
+        <w:tc>
+          <w:tcPr/>
+          <w:p>
+            <w:pPr>
+              <w:pStyle w:val="Compact"/>
+              <w:jc w:val="right"/>
+            </w:pPr>
+            <w:r>
+              <w:rPr>
+                <w:b/>
+                <w:bCs/>
+              </w:rPr>
+              <w:t xml:space="preserve">S/11,102,290</w:t>
+            </w:r>
+            <w:r>
+              <w:t xml:space="preserve"> </w:t>
+            </w:r>
+            <w:r>
+              <w:t xml:space="preserve">⚠️</w:t>
+            </w:r>
+          </w:p>
+        </w:tc>
+        <w:tc>
+          <w:tcPr/>
+          <w:p>
+            <w:pPr>
+              <w:pStyle w:val="Compact"/>
+              <w:jc w:val="right"/>
+            </w:pPr>
+            <w:r>
+              <w:t xml:space="preserve">—</w:t>
+            </w:r>
+          </w:p>
+        </w:tc>
+        <w:tc>
+          <w:tcPr/>
+          <w:p>
+            <w:pPr>
+              <w:pStyle w:val="Compact"/>
+              <w:jc w:val="right"/>
+            </w:pPr>
+            <w:r>
+              <w:t xml:space="preserve">S/1,430,971</w:t>
+            </w:r>
+          </w:p>
+        </w:tc>
+        <w:tc>
+          <w:tcPr/>
+          <w:p>
+            <w:pPr>
+              <w:pStyle w:val="Compact"/>
+              <w:jc w:val="right"/>
+            </w:pPr>
+            <w:r>
+              <w:t xml:space="preserve">S/301,786</w:t>
+            </w:r>
+          </w:p>
+        </w:tc>
+        <w:tc>
+          <w:tcPr/>
+          <w:p>
+            <w:pPr>
+              <w:pStyle w:val="Compact"/>
+              <w:jc w:val="right"/>
+            </w:pPr>
+            <w:r>
+              <w:rPr>
+                <w:b/>
+                <w:bCs/>
+              </w:rPr>
+              <w:t xml:space="preserve">S/12,835,047</w:t>
+            </w:r>
+          </w:p>
+        </w:tc>
+      </w:tr>
+      <w:tr>
+        <w:tc>
+          <w:tcPr/>
+          <w:p>
+            <w:pPr>
+              <w:pStyle w:val="Compact"/>
+            </w:pPr>
+            <w:r>
+              <w:t xml:space="preserve">AMERICANA</w:t>
+            </w:r>
+          </w:p>
+        </w:tc>
+        <w:tc>
+          <w:tcPr/>
+          <w:p>
+            <w:pPr>
+              <w:pStyle w:val="Compact"/>
+              <w:jc w:val="right"/>
+            </w:pPr>
+            <w:r>
+              <w:t xml:space="preserve">S/2,037,487</w:t>
+            </w:r>
+          </w:p>
+        </w:tc>
+        <w:tc>
+          <w:tcPr/>
+          <w:p>
+            <w:pPr>
+              <w:pStyle w:val="Compact"/>
+              <w:jc w:val="right"/>
+            </w:pPr>
+            <w:r>
+              <w:t xml:space="preserve">S/1,790,102</w:t>
+            </w:r>
+          </w:p>
+        </w:tc>
+        <w:tc>
+          <w:tcPr/>
+          <w:p>
+            <w:pPr>
+              <w:pStyle w:val="Compact"/>
+              <w:jc w:val="right"/>
+            </w:pPr>
+            <w:r>
+              <w:t xml:space="preserve">—</w:t>
+            </w:r>
+          </w:p>
+        </w:tc>
+        <w:tc>
+          <w:tcPr/>
+          <w:p>
+            <w:pPr>
+              <w:pStyle w:val="Compact"/>
+              <w:jc w:val="right"/>
+            </w:pPr>
+            <w:r>
+              <w:t xml:space="preserve">S/585,184</w:t>
+            </w:r>
+          </w:p>
+        </w:tc>
+        <w:tc>
+          <w:tcPr/>
+          <w:p>
+            <w:pPr>
+              <w:pStyle w:val="Compact"/>
+              <w:jc w:val="right"/>
+            </w:pPr>
+            <w:r>
+              <w:rPr>
+                <w:b/>
+                <w:bCs/>
+              </w:rPr>
+              <w:t xml:space="preserve">S/4,412,772</w:t>
+            </w:r>
+          </w:p>
+        </w:tc>
+      </w:tr>
+      <w:tr>
+        <w:tc>
+          <w:tcPr/>
+          <w:p>
+            <w:pPr>
+              <w:pStyle w:val="Compact"/>
+            </w:pPr>
+            <w:r>
+              <w:t xml:space="preserve">MEDARQ</w:t>
+            </w:r>
+          </w:p>
+        </w:tc>
+        <w:tc>
+          <w:tcPr/>
+          <w:p>
+            <w:pPr>
+              <w:pStyle w:val="Compact"/>
+              <w:jc w:val="right"/>
+            </w:pPr>
+            <w:r>
+              <w:t xml:space="preserve">—</w:t>
+            </w:r>
+          </w:p>
+        </w:tc>
+        <w:tc>
+          <w:tcPr/>
+          <w:p>
+            <w:pPr>
+              <w:pStyle w:val="Compact"/>
+              <w:jc w:val="right"/>
+            </w:pPr>
+            <w:r>
+              <w:t xml:space="preserve">—</w:t>
+            </w:r>
+          </w:p>
+        </w:tc>
+        <w:tc>
+          <w:tcPr/>
+          <w:p>
+            <w:pPr>
+              <w:pStyle w:val="Compact"/>
+              <w:jc w:val="right"/>
+            </w:pPr>
+            <w:r>
+              <w:t xml:space="preserve">S/17,350</w:t>
+            </w:r>
+          </w:p>
+        </w:tc>
+        <w:tc>
+          <w:tcPr/>
+          <w:p>
+            <w:pPr>
+              <w:pStyle w:val="Compact"/>
+              <w:jc w:val="right"/>
+            </w:pPr>
+            <w:r>
+              <w:t xml:space="preserve">—</w:t>
+            </w:r>
+          </w:p>
+        </w:tc>
+        <w:tc>
+          <w:tcPr/>
+          <w:p>
+            <w:pPr>
+              <w:pStyle w:val="Compact"/>
+              <w:jc w:val="right"/>
+            </w:pPr>
+            <w:r>
+              <w:t xml:space="preserve">S/17,350</w:t>
+            </w:r>
+          </w:p>
+        </w:tc>
+      </w:tr>
+      <w:tr>
+        <w:tc>
+          <w:tcPr/>
+          <w:p>
+            <w:pPr>
+              <w:pStyle w:val="Compact"/>
+            </w:pPr>
+            <w:r>
+              <w:rPr>
+                <w:b/>
+                <w:bCs/>
+              </w:rPr>
+              <w:t xml:space="preserve">TOTAL</w:t>
+            </w:r>
+          </w:p>
+        </w:tc>
+        <w:tc>
+          <w:tcPr/>
+          <w:p>
+            <w:pPr>
+              <w:pStyle w:val="Compact"/>
+              <w:jc w:val="right"/>
+            </w:pPr>
+            <w:r>
+              <w:rPr>
+                <w:b/>
+                <w:bCs/>
+              </w:rPr>
+              <w:t xml:space="preserve">S/13,139,777</w:t>
+            </w:r>
+          </w:p>
+        </w:tc>
+        <w:tc>
+          <w:tcPr/>
+          <w:p>
+            <w:pPr>
+              <w:pStyle w:val="Compact"/>
+              <w:jc w:val="right"/>
+            </w:pPr>
+            <w:r>
+              <w:rPr>
+                <w:b/>
+                <w:bCs/>
+              </w:rPr>
+              <w:t xml:space="preserve">S/1,782,810</w:t>
+            </w:r>
+          </w:p>
+        </w:tc>
+        <w:tc>
+          <w:tcPr/>
+          <w:p>
+            <w:pPr>
+              <w:pStyle w:val="Compact"/>
+              <w:jc w:val="right"/>
+            </w:pPr>
+            <w:r>
+              <w:rPr>
+                <w:b/>
+                <w:bCs/>
+              </w:rPr>
+              <w:t xml:space="preserve">S/4,196,161</w:t>
+            </w:r>
+          </w:p>
+        </w:tc>
+        <w:tc>
+          <w:tcPr/>
+          <w:p>
+            <w:pPr>
+              <w:pStyle w:val="Compact"/>
+              <w:jc w:val="right"/>
+            </w:pPr>
+            <w:r>
+              <w:rPr>
+                <w:b/>
+                <w:bCs/>
+              </w:rPr>
+              <w:t xml:space="preserve">S/886,970</w:t>
+            </w:r>
+          </w:p>
+        </w:tc>
+        <w:tc>
+          <w:tcPr/>
+          <w:p>
+            <w:pPr>
+              <w:pStyle w:val="Compact"/>
+              <w:jc w:val="right"/>
+            </w:pPr>
+            <w:r>
+              <w:rPr>
+                <w:b/>
+                <w:bCs/>
+              </w:rPr>
+              <w:t xml:space="preserve">~S/20M</w:t>
+            </w:r>
+          </w:p>
+        </w:tc>
+      </w:tr>
+    </w:tbl>
+    <w:bookmarkEnd w:id="67"/>
+    <w:bookmarkStart w:id="68" w:name="otras-cxc-cxp-relacionadas-saldos-brutos"/>
+    <w:p>
+      <w:pPr>
+        <w:pStyle w:val="Heading2"/>
+      </w:pPr>
+      <w:r>
+        <w:t xml:space="preserve">7.3. Otras CxC / CxP relacionadas (saldos brutos)</w:t>
       </w:r>
     </w:p>
     <w:tbl>
@@ -10122,14 +11841,14 @@
         </w:tc>
       </w:tr>
     </w:tbl>
-    <w:bookmarkEnd w:id="65"/>
-    <w:bookmarkStart w:id="66" w:name="implicación-tributaria"/>
+    <w:bookmarkEnd w:id="68"/>
+    <w:bookmarkStart w:id="69" w:name="implicación-tributaria-recalculada"/>
     <w:p>
       <w:pPr>
         <w:pStyle w:val="Heading2"/>
       </w:pPr>
       <w:r>
-        <w:t xml:space="preserve">7.3. Implicación tributaria</w:t>
+        <w:t xml:space="preserve">7.4. Implicación tributaria (recalculada)</w:t>
       </w:r>
     </w:p>
     <w:p>
@@ -10153,7 +11872,31 @@
         <w:t xml:space="preserve"> </w:t>
       </w:r>
       <w:r>
-        <w:t xml:space="preserve">con S/123M movidos en préstamos. Bajo Art. 32-A LIR (Precios de Transferencia), debe:</w:t>
+        <w:t xml:space="preserve">con saldo neto cta 17 =</w:t>
+      </w:r>
+      <w:r>
+        <w:t xml:space="preserve"> </w:t>
+      </w:r>
+      <w:r>
+        <w:rPr>
+          <w:b/>
+          <w:bCs/>
+        </w:rPr>
+        <w:t xml:space="preserve">S/34M</w:t>
+      </w:r>
+      <w:r>
+        <w:t xml:space="preserve"> </w:t>
+      </w:r>
+      <w:r>
+        <w:t xml:space="preserve">(no los S/123M previamente reportados — esa cifra era movido histórico).</w:t>
+      </w:r>
+    </w:p>
+    <w:p>
+      <w:pPr>
+        <w:pStyle w:val="BodyText"/>
+      </w:pPr>
+      <w:r>
+        <w:t xml:space="preserve">Bajo Art. 32-A LIR (Precios de Transferencia), debe:</w:t>
       </w:r>
     </w:p>
     <w:p>
@@ -10161,7 +11904,7 @@
         <w:pStyle w:val="Compact"/>
         <w:numPr>
           <w:ilvl w:val="0"/>
-          <w:numId w:val="1009"/>
+          <w:numId w:val="1008"/>
         </w:numPr>
       </w:pPr>
       <w:r>
@@ -10183,7 +11926,7 @@
         <w:pStyle w:val="Compact"/>
         <w:numPr>
           <w:ilvl w:val="0"/>
-          <w:numId w:val="1009"/>
+          <w:numId w:val="1008"/>
         </w:numPr>
       </w:pPr>
       <w:r>
@@ -10211,7 +11954,7 @@
         <w:pStyle w:val="Compact"/>
         <w:numPr>
           <w:ilvl w:val="0"/>
-          <w:numId w:val="1009"/>
+          <w:numId w:val="1008"/>
         </w:numPr>
       </w:pPr>
       <w:r>
@@ -10239,7 +11982,7 @@
         <w:pStyle w:val="Compact"/>
         <w:numPr>
           <w:ilvl w:val="0"/>
-          <w:numId w:val="1009"/>
+          <w:numId w:val="1008"/>
         </w:numPr>
       </w:pPr>
       <w:r>
@@ -10283,12 +12026,59 @@
         <w:t xml:space="preserve"> </w:t>
       </w:r>
       <w:r>
-        <w:t xml:space="preserve">(Art. 24-A LIR), aplicando IR 5% adicional.</w:t>
-      </w:r>
-    </w:p>
-    <w:bookmarkEnd w:id="66"/>
-    <w:bookmarkEnd w:id="67"/>
-    <w:bookmarkStart w:id="71" w:name="plan-de-remediación-integral-20-acciones"/>
+        <w:t xml:space="preserve">(Art. 24-A LIR), aplicando IR 29.5%.</w:t>
+      </w:r>
+    </w:p>
+    <w:p>
+      <w:pPr>
+        <w:pStyle w:val="BodyText"/>
+      </w:pPr>
+      <w:r>
+        <w:rPr>
+          <w:b/>
+          <w:bCs/>
+        </w:rPr>
+        <w:t xml:space="preserve">Contingencia recalculada:</w:t>
+      </w:r>
+      <w:r>
+        <w:t xml:space="preserve"> </w:t>
+      </w:r>
+      <w:r>
+        <w:t xml:space="preserve">la base imponible máxima identificable es</w:t>
+      </w:r>
+      <w:r>
+        <w:t xml:space="preserve"> </w:t>
+      </w:r>
+      <w:r>
+        <w:rPr>
+          <w:b/>
+          <w:bCs/>
+        </w:rPr>
+        <w:t xml:space="preserve">INTEGRAL→CMO S/11.1M</w:t>
+      </w:r>
+      <w:r>
+        <w:t xml:space="preserve"> </w:t>
+      </w:r>
+      <w:r>
+        <w:t xml:space="preserve">(mayor exposición individual probada). 29.5% × S/11.1M =</w:t>
+      </w:r>
+      <w:r>
+        <w:t xml:space="preserve"> </w:t>
+      </w:r>
+      <w:r>
+        <w:rPr>
+          <w:b/>
+          <w:bCs/>
+        </w:rPr>
+        <w:t xml:space="preserve">S/3.27M de contingencia tributaria por dividendos presuntos</w:t>
+      </w:r>
+      <w:r>
+        <w:t xml:space="preserve">.</w:t>
+      </w:r>
+    </w:p>
+    <w:bookmarkEnd w:id="69"/>
+    <w:bookmarkEnd w:id="70"/>
+    <w:bookmarkStart w:id="74" w:name="plan-de-remediación-integral-20-acciones"/>
     <w:p>
       <w:pPr>
         <w:pStyle w:val="Heading1"/>
@@ -10297,13 +12087,13 @@
         <w:t xml:space="preserve">8. PLAN DE REMEDIACIÓN INTEGRAL — 20 ACCIONES</w:t>
       </w:r>
     </w:p>
-    <w:bookmarkStart w:id="68" w:name="fase-1-inmediato-0-15-días"/>
+    <w:bookmarkStart w:id="71" w:name="Xe97a8b73fc076a5d7428da7e0b5108d4566e1e0"/>
     <w:p>
       <w:pPr>
         <w:pStyle w:val="Heading2"/>
       </w:pPr>
       <w:r>
-        <w:t xml:space="preserve">Fase 1 — Inmediato (0-15 días)</w:t>
+        <w:t xml:space="preserve">Fase 1 — Inmediato (0-15 días) — Revisada post-validación</w:t>
       </w:r>
     </w:p>
     <w:tbl>
@@ -10402,7 +12192,7 @@
               <w:pStyle w:val="Compact"/>
             </w:pPr>
             <w:r>
-              <w:t xml:space="preserve">Conciliar BBVA MN −S/13M con estado de cuenta real</w:t>
+              <w:t xml:space="preserve">Identificar el asiento contable origen del −S/13M BBVA MN (enero 2026)</w:t>
             </w:r>
           </w:p>
         </w:tc>
@@ -10461,7 +12251,11 @@
               <w:pStyle w:val="Compact"/>
             </w:pPr>
             <w:r>
-              <w:t xml:space="preserve">Cargar asiento apertura 2026 CMO (Capital S/78.3M)</w:t>
+              <w:rPr>
+                <w:b/>
+                <w:bCs/>
+              </w:rPr>
+              <w:t xml:space="preserve">Convocar Junta Extraordinaria — Patrimonio NEGATIVO Art. 220 LGS</w:t>
             </w:r>
           </w:p>
         </w:tc>
@@ -10483,7 +12277,7 @@
               <w:pStyle w:val="Compact"/>
             </w:pPr>
             <w:r>
-              <w:t xml:space="preserve">Contabilidad</w:t>
+              <w:t xml:space="preserve">Directorio</w:t>
             </w:r>
           </w:p>
         </w:tc>
@@ -10520,7 +12314,7 @@
               <w:pStyle w:val="Compact"/>
             </w:pPr>
             <w:r>
-              <w:t xml:space="preserve">Investigar S/1.83M facturas no contabilizadas</w:t>
+              <w:t xml:space="preserve">Investigar S/1.83M diferencia ingresos vs facturas (timing/anticipos)</w:t>
             </w:r>
           </w:p>
         </w:tc>
@@ -10882,7 +12676,7 @@
                 <w:b/>
                 <w:bCs/>
               </w:rPr>
-              <w:t xml:space="preserve">Depósito CTS 1er semestre 2026</w:t>
+              <w:t xml:space="preserve">Depósito CTS 1er semestre 2026 — TODAS</w:t>
             </w:r>
           </w:p>
         </w:tc>
@@ -10929,9 +12723,196 @@
           </w:p>
         </w:tc>
       </w:tr>
+      <w:tr>
+        <w:tc>
+          <w:tcPr/>
+          <w:p>
+            <w:pPr>
+              <w:pStyle w:val="Compact"/>
+              <w:jc w:val="center"/>
+            </w:pPr>
+            <w:r>
+              <w:t xml:space="preserve">10</w:t>
+            </w:r>
+          </w:p>
+        </w:tc>
+        <w:tc>
+          <w:tcPr/>
+          <w:p>
+            <w:pPr>
+              <w:pStyle w:val="Compact"/>
+            </w:pPr>
+            <w:r>
+              <w:t xml:space="preserve">Auditar los 9,809 asientos futuros CMO (S/1,182M)</w:t>
+            </w:r>
+          </w:p>
+        </w:tc>
+        <w:tc>
+          <w:tcPr/>
+          <w:p>
+            <w:pPr>
+              <w:pStyle w:val="Compact"/>
+            </w:pPr>
+            <w:r>
+              <w:t xml:space="preserve">CMO</w:t>
+            </w:r>
+          </w:p>
+        </w:tc>
+        <w:tc>
+          <w:tcPr/>
+          <w:p>
+            <w:pPr>
+              <w:pStyle w:val="Compact"/>
+            </w:pPr>
+            <w:r>
+              <w:t xml:space="preserve">Auditoría int.</w:t>
+            </w:r>
+          </w:p>
+        </w:tc>
+        <w:tc>
+          <w:tcPr/>
+          <w:p>
+            <w:pPr>
+              <w:pStyle w:val="Compact"/>
+              <w:jc w:val="center"/>
+            </w:pPr>
+            <w:r>
+              <w:t xml:space="preserve">15d</w:t>
+            </w:r>
+          </w:p>
+        </w:tc>
+      </w:tr>
+      <w:tr>
+        <w:tc>
+          <w:tcPr/>
+          <w:p>
+            <w:pPr>
+              <w:pStyle w:val="Compact"/>
+              <w:jc w:val="center"/>
+            </w:pPr>
+            <w:r>
+              <w:t xml:space="preserve">11</w:t>
+            </w:r>
+          </w:p>
+        </w:tc>
+        <w:tc>
+          <w:tcPr/>
+          <w:p>
+            <w:pPr>
+              <w:pStyle w:val="Compact"/>
+            </w:pPr>
+            <w:r>
+              <w:rPr>
+                <w:b/>
+                <w:bCs/>
+              </w:rPr>
+              <w:t xml:space="preserve">Compensar INTEGRAL Renta 3ª a favor S/287K vs IGV S/195K</w:t>
+            </w:r>
+            <w:r>
+              <w:t xml:space="preserve"> </w:t>
+            </w:r>
+            <w:r>
+              <w:t xml:space="preserve">— ahorro inmediato</w:t>
+            </w:r>
+          </w:p>
+        </w:tc>
+        <w:tc>
+          <w:tcPr/>
+          <w:p>
+            <w:pPr>
+              <w:pStyle w:val="Compact"/>
+            </w:pPr>
+            <w:r>
+              <w:t xml:space="preserve">INTEGRAL</w:t>
+            </w:r>
+          </w:p>
+        </w:tc>
+        <w:tc>
+          <w:tcPr/>
+          <w:p>
+            <w:pPr>
+              <w:pStyle w:val="Compact"/>
+            </w:pPr>
+            <w:r>
+              <w:t xml:space="preserve">Tributos</w:t>
+            </w:r>
+          </w:p>
+        </w:tc>
+        <w:tc>
+          <w:tcPr/>
+          <w:p>
+            <w:pPr>
+              <w:pStyle w:val="Compact"/>
+              <w:jc w:val="center"/>
+            </w:pPr>
+            <w:r>
+              <w:t xml:space="preserve">7d</w:t>
+            </w:r>
+          </w:p>
+        </w:tc>
+      </w:tr>
+      <w:tr>
+        <w:tc>
+          <w:tcPr/>
+          <w:p>
+            <w:pPr>
+              <w:pStyle w:val="Compact"/>
+              <w:jc w:val="center"/>
+            </w:pPr>
+            <w:r>
+              <w:t xml:space="preserve">12</w:t>
+            </w:r>
+          </w:p>
+        </w:tc>
+        <w:tc>
+          <w:tcPr/>
+          <w:p>
+            <w:pPr>
+              <w:pStyle w:val="Compact"/>
+            </w:pPr>
+            <w:r>
+              <w:t xml:space="preserve">Verificar con Registros Públicos capital social inscrito de CMO</w:t>
+            </w:r>
+          </w:p>
+        </w:tc>
+        <w:tc>
+          <w:tcPr/>
+          <w:p>
+            <w:pPr>
+              <w:pStyle w:val="Compact"/>
+            </w:pPr>
+            <w:r>
+              <w:t xml:space="preserve">CMO</w:t>
+            </w:r>
+          </w:p>
+        </w:tc>
+        <w:tc>
+          <w:tcPr/>
+          <w:p>
+            <w:pPr>
+              <w:pStyle w:val="Compact"/>
+            </w:pPr>
+            <w:r>
+              <w:t xml:space="preserve">Legal</w:t>
+            </w:r>
+          </w:p>
+        </w:tc>
+        <w:tc>
+          <w:tcPr/>
+          <w:p>
+            <w:pPr>
+              <w:pStyle w:val="Compact"/>
+              <w:jc w:val="center"/>
+            </w:pPr>
+            <w:r>
+              <w:t xml:space="preserve">7d</w:t>
+            </w:r>
+          </w:p>
+        </w:tc>
+      </w:tr>
     </w:tbl>
-    <w:bookmarkEnd w:id="68"/>
-    <w:bookmarkStart w:id="69" w:name="fase-2-urgente-15-60-días"/>
+    <w:bookmarkEnd w:id="71"/>
+    <w:bookmarkStart w:id="72" w:name="fase-2-urgente-15-60-días"/>
     <w:p>
       <w:pPr>
         <w:pStyle w:val="Heading2"/>
@@ -10988,18 +12969,18 @@
               <w:jc w:val="center"/>
             </w:pPr>
             <w:r>
-              <w:t xml:space="preserve">10</w:t>
-            </w:r>
-          </w:p>
-        </w:tc>
-        <w:tc>
-          <w:tcPr/>
-          <w:p>
-            <w:pPr>
-              <w:pStyle w:val="Compact"/>
-            </w:pPr>
-            <w:r>
-              <w:t xml:space="preserve">Formalizar contratos de mutuo intercompañía (S/123M en CMO)</w:t>
+              <w:t xml:space="preserve">13</w:t>
+            </w:r>
+          </w:p>
+        </w:tc>
+        <w:tc>
+          <w:tcPr/>
+          <w:p>
+            <w:pPr>
+              <w:pStyle w:val="Compact"/>
+            </w:pPr>
+            <w:r>
+              <w:t xml:space="preserve">Reconstruir registro Activo Fijo CMO (valor neto −S/5,942 anómalo)</w:t>
             </w:r>
           </w:p>
         </w:tc>
@@ -11013,7 +12994,57 @@
               <w:jc w:val="center"/>
             </w:pPr>
             <w:r>
-              <w:t xml:space="preserve">11</w:t>
+              <w:t xml:space="preserve">14</w:t>
+            </w:r>
+          </w:p>
+        </w:tc>
+        <w:tc>
+          <w:tcPr/>
+          <w:p>
+            <w:pPr>
+              <w:pStyle w:val="Compact"/>
+            </w:pPr>
+            <w:r>
+              <w:t xml:space="preserve">Formalizar contrato de mutuo INTEGRAL→CMO S/11.1M con tasa TAMN</w:t>
+            </w:r>
+          </w:p>
+        </w:tc>
+      </w:tr>
+      <w:tr>
+        <w:tc>
+          <w:tcPr/>
+          <w:p>
+            <w:pPr>
+              <w:pStyle w:val="Compact"/>
+              <w:jc w:val="center"/>
+            </w:pPr>
+            <w:r>
+              <w:t xml:space="preserve">15</w:t>
+            </w:r>
+          </w:p>
+        </w:tc>
+        <w:tc>
+          <w:tcPr/>
+          <w:p>
+            <w:pPr>
+              <w:pStyle w:val="Compact"/>
+            </w:pPr>
+            <w:r>
+              <w:t xml:space="preserve">Formalizar contratos restantes de préstamos intercompañía</w:t>
+            </w:r>
+          </w:p>
+        </w:tc>
+      </w:tr>
+      <w:tr>
+        <w:tc>
+          <w:tcPr/>
+          <w:p>
+            <w:pPr>
+              <w:pStyle w:val="Compact"/>
+              <w:jc w:val="center"/>
+            </w:pPr>
+            <w:r>
+              <w:t xml:space="preserve">16</w:t>
             </w:r>
           </w:p>
         </w:tc>
@@ -11038,7 +13069,7 @@
               <w:jc w:val="center"/>
             </w:pPr>
             <w:r>
-              <w:t xml:space="preserve">12</w:t>
+              <w:t xml:space="preserve">17</w:t>
             </w:r>
           </w:p>
         </w:tc>
@@ -11063,7 +13094,32 @@
               <w:jc w:val="center"/>
             </w:pPr>
             <w:r>
-              <w:t xml:space="preserve">13</w:t>
+              <w:t xml:space="preserve">18</w:t>
+            </w:r>
+          </w:p>
+        </w:tc>
+        <w:tc>
+          <w:tcPr/>
+          <w:p>
+            <w:pPr>
+              <w:pStyle w:val="Compact"/>
+            </w:pPr>
+            <w:r>
+              <w:t xml:space="preserve">Capitalización urgente CMO o decisión de disolución</w:t>
+            </w:r>
+          </w:p>
+        </w:tc>
+      </w:tr>
+      <w:tr>
+        <w:tc>
+          <w:tcPr/>
+          <w:p>
+            <w:pPr>
+              <w:pStyle w:val="Compact"/>
+              <w:jc w:val="center"/>
+            </w:pPr>
+            <w:r>
+              <w:t xml:space="preserve">19</w:t>
             </w:r>
           </w:p>
         </w:tc>
@@ -11088,7 +13144,7 @@
               <w:jc w:val="center"/>
             </w:pPr>
             <w:r>
-              <w:t xml:space="preserve">14</w:t>
+              <w:t xml:space="preserve">20</w:t>
             </w:r>
           </w:p>
         </w:tc>
@@ -11113,18 +13169,18 @@
               <w:jc w:val="center"/>
             </w:pPr>
             <w:r>
-              <w:t xml:space="preserve">15</w:t>
-            </w:r>
-          </w:p>
-        </w:tc>
-        <w:tc>
-          <w:tcPr/>
-          <w:p>
-            <w:pPr>
-              <w:pStyle w:val="Compact"/>
-            </w:pPr>
-            <w:r>
-              <w:t xml:space="preserve">Provisión intereses devengados préstamos intercompañía (CMO)</w:t>
+              <w:t xml:space="preserve">21</w:t>
+            </w:r>
+          </w:p>
+        </w:tc>
+        <w:tc>
+          <w:tcPr/>
+          <w:p>
+            <w:pPr>
+              <w:pStyle w:val="Compact"/>
+            </w:pPr>
+            <w:r>
+              <w:t xml:space="preserve">Provisión intereses devengados préstamos intercompañía</w:t>
             </w:r>
           </w:p>
         </w:tc>
@@ -11138,25 +13194,25 @@
               <w:jc w:val="center"/>
             </w:pPr>
             <w:r>
-              <w:t xml:space="preserve">16</w:t>
-            </w:r>
-          </w:p>
-        </w:tc>
-        <w:tc>
-          <w:tcPr/>
-          <w:p>
-            <w:pPr>
-              <w:pStyle w:val="Compact"/>
-            </w:pPr>
-            <w:r>
-              <w:t xml:space="preserve">Conciliación INTEGRAL Renta 3ra (S/1.25M por pagar vs S/1.54M a favor)</w:t>
+              <w:t xml:space="preserve">22</w:t>
+            </w:r>
+          </w:p>
+        </w:tc>
+        <w:tc>
+          <w:tcPr/>
+          <w:p>
+            <w:pPr>
+              <w:pStyle w:val="Compact"/>
+            </w:pPr>
+            <w:r>
+              <w:t xml:space="preserve">Solicitar devolución/compensación SUNAT créditos AMERICANA (S/139K)</w:t>
             </w:r>
           </w:p>
         </w:tc>
       </w:tr>
     </w:tbl>
-    <w:bookmarkEnd w:id="69"/>
-    <w:bookmarkStart w:id="70" w:name="fase-3-estratégico-60-180-días"/>
+    <w:bookmarkEnd w:id="72"/>
+    <w:bookmarkStart w:id="73" w:name="fase-3-estratégico-60-180-días"/>
     <w:p>
       <w:pPr>
         <w:pStyle w:val="Heading2"/>
@@ -11305,9 +13361,9 @@
         </w:tc>
       </w:tr>
     </w:tbl>
-    <w:bookmarkEnd w:id="70"/>
-    <w:bookmarkEnd w:id="71"/>
-    <w:bookmarkStart w:id="75" w:name="conclusiones"/>
+    <w:bookmarkEnd w:id="73"/>
+    <w:bookmarkEnd w:id="74"/>
+    <w:bookmarkStart w:id="78" w:name="conclusiones"/>
     <w:p>
       <w:pPr>
         <w:pStyle w:val="Heading1"/>
@@ -11316,13 +13372,13 @@
         <w:t xml:space="preserve">9. CONCLUSIONES</w:t>
       </w:r>
     </w:p>
-    <w:bookmarkStart w:id="72" w:name="estado-general-del-grupo"/>
+    <w:bookmarkStart w:id="75" w:name="Xa31003c1a1387caf6221e20c548695f60b5a4bb"/>
     <w:p>
       <w:pPr>
         <w:pStyle w:val="Heading2"/>
       </w:pPr>
       <w:r>
-        <w:t xml:space="preserve">9.1. Estado general del grupo</w:t>
+        <w:t xml:space="preserve">9.1. Estado general del grupo (revisado post-validación)</w:t>
       </w:r>
     </w:p>
     <w:p>
@@ -11340,7 +13396,7 @@
           <w:b/>
           <w:bCs/>
         </w:rPr>
-        <w:t xml:space="preserve">Lo positivo:</w:t>
+        <w:t xml:space="preserve">Lo positivo (confirmado contra S10):</w:t>
       </w:r>
       <w:r>
         <w:t xml:space="preserve"> </w:t>
@@ -11352,25 +13408,31 @@
         <w:t xml:space="preserve"> </w:t>
       </w:r>
       <w:r>
-        <w:t xml:space="preserve">- Trazabilidad Pago↔Documento del 99%+ en 3 empresas</w:t>
+        <w:t xml:space="preserve">- Trazabilidad Pago↔Documento del 99%+ en 3 empresas (validado V16)</w:t>
       </w:r>
       <w:r>
         <w:t xml:space="preserve"> </w:t>
       </w:r>
       <w:r>
-        <w:t xml:space="preserve">- Activo Fijo correctamente registrado (tras fix de mapeo)</w:t>
+        <w:t xml:space="preserve">- Partida doble cuadrada en las 4 empresas (V01)</w:t>
       </w:r>
       <w:r>
         <w:t xml:space="preserve"> </w:t>
       </w:r>
       <w:r>
-        <w:t xml:space="preserve">- Sistema s10bizsmarthub al 99% de confianza</w:t>
+        <w:t xml:space="preserve">- Identificadores únicos consistentes (V21)</w:t>
       </w:r>
       <w:r>
         <w:t xml:space="preserve"> </w:t>
       </w:r>
       <w:r>
-        <w:t xml:space="preserve">- INTEGRAL es rentable</w:t>
+        <w:t xml:space="preserve">- Bancarización: AMERICANA, INTEGRAL, MEDARQ 100% compliance</w:t>
+      </w:r>
+      <w:r>
+        <w:t xml:space="preserve"> </w:t>
+      </w:r>
+      <w:r>
+        <w:t xml:space="preserve">- INTEGRAL es rentable + tiene crédito tributario neto S/287K</w:t>
       </w:r>
     </w:p>
     <w:p>
@@ -11394,7 +13456,7 @@
         <w:t xml:space="preserve"> </w:t>
       </w:r>
       <w:r>
-        <w:t xml:space="preserve">- Contingencia tributaria + laboral hasta</w:t>
+        <w:t xml:space="preserve">-</w:t>
       </w:r>
       <w:r>
         <w:t xml:space="preserve"> </w:t>
@@ -11404,41 +13466,113 @@
           <w:b/>
           <w:bCs/>
         </w:rPr>
-        <w:t xml:space="preserve">S/4.4 millones</w:t>
+        <w:t xml:space="preserve">CMO Patrimonio neto NEGATIVO −S/2.87M (Art. 220 LGS)</w:t>
       </w:r>
       <w:r>
         <w:t xml:space="preserve"> </w:t>
       </w:r>
       <w:r>
+        <w:t xml:space="preserve">⭐ NUEVO</w:t>
+      </w:r>
+      <w:r>
+        <w:t xml:space="preserve"> </w:t>
+      </w:r>
+      <w:r>
+        <w:t xml:space="preserve">-</w:t>
+      </w:r>
+      <w:r>
+        <w:t xml:space="preserve"> </w:t>
+      </w:r>
+      <w:r>
+        <w:rPr>
+          <w:b/>
+          <w:bCs/>
+        </w:rPr>
+        <w:t xml:space="preserve">CMO Valor neto Activo Fijo NEGATIVO −S/5,942</w:t>
+      </w:r>
+      <w:r>
+        <w:t xml:space="preserve"> </w:t>
+      </w:r>
+      <w:r>
+        <w:t xml:space="preserve">⭐ NUEVO</w:t>
+      </w:r>
+      <w:r>
+        <w:t xml:space="preserve"> </w:t>
+      </w:r>
+      <w:r>
+        <w:t xml:space="preserve">-</w:t>
+      </w:r>
+      <w:r>
+        <w:t xml:space="preserve"> </w:t>
+      </w:r>
+      <w:r>
+        <w:rPr>
+          <w:b/>
+          <w:bCs/>
+        </w:rPr>
+        <w:t xml:space="preserve">CMO 9,809 asientos futuros por S/1,182M — verificar legitimidad</w:t>
+      </w:r>
+      <w:r>
+        <w:t xml:space="preserve"> </w:t>
+      </w:r>
+      <w:r>
+        <w:t xml:space="preserve">⭐ NUEVO</w:t>
+      </w:r>
+      <w:r>
+        <w:t xml:space="preserve"> </w:t>
+      </w:r>
+      <w:r>
+        <w:t xml:space="preserve">- Contingencia tributaria + laboral neta</w:t>
+      </w:r>
+      <w:r>
+        <w:t xml:space="preserve"> </w:t>
+      </w:r>
+      <w:r>
+        <w:rPr>
+          <w:b/>
+          <w:bCs/>
+        </w:rPr>
+        <w:t xml:space="preserve">S/4.54 millones</w:t>
+      </w:r>
+      <w:r>
+        <w:t xml:space="preserve"> </w:t>
+      </w:r>
+      <w:r>
         <w:t xml:space="preserve">- 3 de 4 empresas no concilian bancariamente</w:t>
       </w:r>
       <w:r>
         <w:t xml:space="preserve"> </w:t>
       </w:r>
       <w:r>
-        <w:t xml:space="preserve">- AMERICANA con BBVA MN −S/13M sin explicación</w:t>
+        <w:t xml:space="preserve">- AMERICANA BBVA MN −S/13M con origen identificado en enero 2026</w:t>
       </w:r>
       <w:r>
         <w:t xml:space="preserve"> </w:t>
       </w:r>
       <w:r>
-        <w:t xml:space="preserve">- MEDARQ con sueldos atrasados S/196K</w:t>
+        <w:t xml:space="preserve">- MEDARQ sueldos atrasados S/196K</w:t>
       </w:r>
       <w:r>
         <w:t xml:space="preserve"> </w:t>
       </w:r>
       <w:r>
-        <w:t xml:space="preserve">- INTEGRAL con participaciones DL 892 impagas</w:t>
+        <w:t xml:space="preserve">- INTEGRAL participaciones DL 892 impagas S/212K</w:t>
       </w:r>
       <w:r>
         <w:t xml:space="preserve"> </w:t>
       </w:r>
       <w:r>
-        <w:t xml:space="preserve">- AMERICANA y MEDARQ con posible omisión CTS mayo 2025</w:t>
-      </w:r>
-    </w:p>
-    <w:bookmarkEnd w:id="72"/>
-    <w:bookmarkStart w:id="73" w:name="recomendación-al-directorio"/>
+        <w:t xml:space="preserve">- AMERICANA y MEDARQ CTS mayo 2025 omitido</w:t>
+      </w:r>
+      <w:r>
+        <w:t xml:space="preserve"> </w:t>
+      </w:r>
+      <w:r>
+        <w:t xml:space="preserve">- CTS mayo 2026 pendiente en TODAS (vence 15/05) ⭐ NUEVO</w:t>
+      </w:r>
+    </w:p>
+    <w:bookmarkEnd w:id="75"/>
+    <w:bookmarkStart w:id="76" w:name="recomendación-al-directorio"/>
     <w:p>
       <w:pPr>
         <w:pStyle w:val="Heading2"/>
@@ -11452,7 +13586,7 @@
         <w:pStyle w:val="Compact"/>
         <w:numPr>
           <w:ilvl w:val="0"/>
-          <w:numId w:val="1010"/>
+          <w:numId w:val="1009"/>
         </w:numPr>
       </w:pPr>
       <w:r>
@@ -11466,7 +13600,7 @@
         <w:t xml:space="preserve"> </w:t>
       </w:r>
       <w:r>
-        <w:t xml:space="preserve">las 9 acciones de Fase 1 (0-15 días)</w:t>
+        <w:t xml:space="preserve">las 12 acciones de Fase 1 (0-15 días)</w:t>
       </w:r>
     </w:p>
     <w:p>
@@ -11474,7 +13608,7 @@
         <w:pStyle w:val="Compact"/>
         <w:numPr>
           <w:ilvl w:val="0"/>
-          <w:numId w:val="1010"/>
+          <w:numId w:val="1009"/>
         </w:numPr>
       </w:pPr>
       <w:r>
@@ -11482,13 +13616,93 @@
           <w:b/>
           <w:bCs/>
         </w:rPr>
-        <w:t xml:space="preserve">Convocar Junta General de Accionistas extraordinaria</w:t>
+        <w:t xml:space="preserve">Convocar Junta General de Accionistas extraordinaria URGENTE</w:t>
       </w:r>
       <w:r>
         <w:t xml:space="preserve"> </w:t>
       </w:r>
       <w:r>
         <w:t xml:space="preserve">para resolver:</w:t>
+      </w:r>
+    </w:p>
+    <w:p>
+      <w:pPr>
+        <w:pStyle w:val="Compact"/>
+        <w:numPr>
+          <w:ilvl w:val="1"/>
+          <w:numId w:val="1010"/>
+        </w:numPr>
+      </w:pPr>
+      <w:r>
+        <w:rPr>
+          <w:b/>
+          <w:bCs/>
+        </w:rPr>
+        <w:t xml:space="preserve">CMO: Patrimonio negativo −S/2.87M (Art. 220 LGS)</w:t>
+      </w:r>
+      <w:r>
+        <w:t xml:space="preserve"> </w:t>
+      </w:r>
+      <w:r>
+        <w:t xml:space="preserve">— capitalización o disolución</w:t>
+      </w:r>
+    </w:p>
+    <w:p>
+      <w:pPr>
+        <w:pStyle w:val="Compact"/>
+        <w:numPr>
+          <w:ilvl w:val="1"/>
+          <w:numId w:val="1010"/>
+        </w:numPr>
+      </w:pPr>
+      <w:r>
+        <w:t xml:space="preserve">Verificación con Registros Públicos del capital social inscrito de CMO</w:t>
+      </w:r>
+    </w:p>
+    <w:p>
+      <w:pPr>
+        <w:pStyle w:val="Compact"/>
+        <w:numPr>
+          <w:ilvl w:val="1"/>
+          <w:numId w:val="1010"/>
+        </w:numPr>
+      </w:pPr>
+      <w:r>
+        <w:t xml:space="preserve">Reserva Legal retroactiva (las 4)</w:t>
+      </w:r>
+    </w:p>
+    <w:p>
+      <w:pPr>
+        <w:pStyle w:val="Compact"/>
+        <w:numPr>
+          <w:ilvl w:val="1"/>
+          <w:numId w:val="1010"/>
+        </w:numPr>
+      </w:pPr>
+      <w:r>
+        <w:t xml:space="preserve">Capitalización INTEGRAL y AMERICANA</w:t>
+      </w:r>
+    </w:p>
+    <w:p>
+      <w:pPr>
+        <w:pStyle w:val="Compact"/>
+        <w:numPr>
+          <w:ilvl w:val="0"/>
+          <w:numId w:val="1009"/>
+        </w:numPr>
+      </w:pPr>
+      <w:r>
+        <w:rPr>
+          <w:b/>
+          <w:bCs/>
+        </w:rPr>
+        <w:t xml:space="preserve">Aprobar presupuesto</w:t>
+      </w:r>
+      <w:r>
+        <w:t xml:space="preserve"> </w:t>
+      </w:r>
+      <w:r>
+        <w:t xml:space="preserve">para contratación externa:</w:t>
       </w:r>
     </w:p>
     <w:p>
@@ -11500,7 +13714,7 @@
         </w:numPr>
       </w:pPr>
       <w:r>
-        <w:t xml:space="preserve">Apertura 2026 CMO (S/78.3M)</w:t>
+        <w:t xml:space="preserve">Especialista PT (~US$15-20K)</w:t>
       </w:r>
     </w:p>
     <w:p>
@@ -11512,7 +13726,7 @@
         </w:numPr>
       </w:pPr>
       <w:r>
-        <w:t xml:space="preserve">Reserva Legal retroactiva (las 4)</w:t>
+        <w:t xml:space="preserve">Asesoría tributaria (~US$8-12K) — prioritaria para compensación crédito INTEGRAL</w:t>
       </w:r>
     </w:p>
     <w:p>
@@ -11524,7 +13738,7 @@
         </w:numPr>
       </w:pPr>
       <w:r>
-        <w:t xml:space="preserve">Capitalización INTEGRAL y AMERICANA</w:t>
+        <w:t xml:space="preserve">Auditoría externa Big 4 (~US$30-50K)</w:t>
       </w:r>
     </w:p>
     <w:p>
@@ -11532,65 +13746,7 @@
         <w:pStyle w:val="Compact"/>
         <w:numPr>
           <w:ilvl w:val="0"/>
-          <w:numId w:val="1010"/>
-        </w:numPr>
-      </w:pPr>
-      <w:r>
-        <w:rPr>
-          <w:b/>
-          <w:bCs/>
-        </w:rPr>
-        <w:t xml:space="preserve">Aprobar presupuesto</w:t>
-      </w:r>
-      <w:r>
-        <w:t xml:space="preserve"> </w:t>
-      </w:r>
-      <w:r>
-        <w:t xml:space="preserve">para contratación externa:</w:t>
-      </w:r>
-    </w:p>
-    <w:p>
-      <w:pPr>
-        <w:pStyle w:val="Compact"/>
-        <w:numPr>
-          <w:ilvl w:val="1"/>
-          <w:numId w:val="1012"/>
-        </w:numPr>
-      </w:pPr>
-      <w:r>
-        <w:t xml:space="preserve">Especialista PT (~US$15-20K)</w:t>
-      </w:r>
-    </w:p>
-    <w:p>
-      <w:pPr>
-        <w:pStyle w:val="Compact"/>
-        <w:numPr>
-          <w:ilvl w:val="1"/>
-          <w:numId w:val="1012"/>
-        </w:numPr>
-      </w:pPr>
-      <w:r>
-        <w:t xml:space="preserve">Asesoría tributaria (~US$8-12K)</w:t>
-      </w:r>
-    </w:p>
-    <w:p>
-      <w:pPr>
-        <w:pStyle w:val="Compact"/>
-        <w:numPr>
-          <w:ilvl w:val="1"/>
-          <w:numId w:val="1012"/>
-        </w:numPr>
-      </w:pPr>
-      <w:r>
-        <w:t xml:space="preserve">Auditoría externa Big 4 (~US$30-50K)</w:t>
-      </w:r>
-    </w:p>
-    <w:p>
-      <w:pPr>
-        <w:pStyle w:val="Compact"/>
-        <w:numPr>
-          <w:ilvl w:val="0"/>
-          <w:numId w:val="1010"/>
+          <w:numId w:val="1009"/>
         </w:numPr>
       </w:pPr>
       <w:r>
@@ -11612,7 +13768,7 @@
         <w:pStyle w:val="Compact"/>
         <w:numPr>
           <w:ilvl w:val="0"/>
-          <w:numId w:val="1010"/>
+          <w:numId w:val="1009"/>
         </w:numPr>
       </w:pPr>
       <w:r>
@@ -11629,8 +13785,8 @@
         <w:t xml:space="preserve">al Directorio del dashboard s10bizsmarthub</w:t>
       </w:r>
     </w:p>
-    <w:bookmarkEnd w:id="73"/>
-    <w:bookmarkStart w:id="74" w:name="próximos-pasos"/>
+    <w:bookmarkEnd w:id="76"/>
+    <w:bookmarkStart w:id="77" w:name="próximos-pasos"/>
     <w:p>
       <w:pPr>
         <w:pStyle w:val="Heading2"/>
@@ -11896,7 +14052,7 @@
         <w:t xml:space="preserve"> </w:t>
       </w:r>
       <w:r>
-        <w:t xml:space="preserve">Final 1.0</w:t>
+        <w:t xml:space="preserve">Final 2.0 (post-validación forense)</w:t>
       </w:r>
       <w:r>
         <w:t xml:space="preserve"> </w:t>
@@ -11906,13 +14062,29 @@
           <w:b/>
           <w:bCs/>
         </w:rPr>
-        <w:t xml:space="preserve">Fecha de cierre:</w:t>
+        <w:t xml:space="preserve">Fecha de cierre original:</w:t>
       </w:r>
       <w:r>
         <w:t xml:space="preserve"> </w:t>
       </w:r>
       <w:r>
         <w:t xml:space="preserve">11 de mayo de 2026</w:t>
+      </w:r>
+      <w:r>
+        <w:t xml:space="preserve"> </w:t>
+      </w:r>
+      <w:r>
+        <w:rPr>
+          <w:b/>
+          <w:bCs/>
+        </w:rPr>
+        <w:t xml:space="preserve">Fecha de revisión:</w:t>
+      </w:r>
+      <w:r>
+        <w:t xml:space="preserve"> </w:t>
+      </w:r>
+      <w:r>
+        <w:t xml:space="preserve">11 de mayo de 2026 (16:50 — post-validación 100 queries S10)</w:t>
       </w:r>
       <w:r>
         <w:t xml:space="preserve"> </w:t>
@@ -11947,8 +14119,114 @@
         <w:t xml:space="preserve">BizSmartHub</w:t>
       </w:r>
     </w:p>
-    <w:bookmarkEnd w:id="74"/>
-    <w:bookmarkEnd w:id="75"/>
+    <w:p>
+      <w:pPr>
+        <w:pStyle w:val="BodyText"/>
+      </w:pPr>
+      <w:r>
+        <w:rPr>
+          <w:b/>
+          <w:bCs/>
+        </w:rPr>
+        <w:t xml:space="preserve">Documentos complementarios:</w:t>
+      </w:r>
+      <w:r>
+        <w:t xml:space="preserve"> </w:t>
+      </w:r>
+      <w:r>
+        <w:t xml:space="preserve">-</w:t>
+      </w:r>
+      <w:r>
+        <w:t xml:space="preserve"> </w:t>
+      </w:r>
+      <w:r>
+        <w:rPr>
+          <w:rStyle w:val="VerbatimChar"/>
+        </w:rPr>
+        <w:t xml:space="preserve">01_RESUMEN_GERENCIAL.docx</w:t>
+      </w:r>
+      <w:r>
+        <w:t xml:space="preserve"> </w:t>
+      </w:r>
+      <w:r>
+        <w:t xml:space="preserve">(Directorio)</w:t>
+      </w:r>
+      <w:r>
+        <w:t xml:space="preserve"> </w:t>
+      </w:r>
+      <w:r>
+        <w:t xml:space="preserve">-</w:t>
+      </w:r>
+      <w:r>
+        <w:t xml:space="preserve"> </w:t>
+      </w:r>
+      <w:r>
+        <w:rPr>
+          <w:rStyle w:val="VerbatimChar"/>
+        </w:rPr>
+        <w:t xml:space="preserve">02_ANEXOS_REGISTROS.docx</w:t>
+      </w:r>
+      <w:r>
+        <w:t xml:space="preserve"> </w:t>
+      </w:r>
+      <w:r>
+        <w:t xml:space="preserve">(Evidencia transaccional)</w:t>
+      </w:r>
+      <w:r>
+        <w:t xml:space="preserve"> </w:t>
+      </w:r>
+      <w:r>
+        <w:t xml:space="preserve">-</w:t>
+      </w:r>
+      <w:r>
+        <w:t xml:space="preserve"> </w:t>
+      </w:r>
+      <w:r>
+        <w:rPr>
+          <w:rStyle w:val="VerbatimChar"/>
+        </w:rPr>
+        <w:t xml:space="preserve">04_TRAZABILIDAD_HISTORICA.docx</w:t>
+      </w:r>
+      <w:r>
+        <w:t xml:space="preserve"> </w:t>
+      </w:r>
+      <w:r>
+        <w:t xml:space="preserve">(Proceso histórico de auditoría)</w:t>
+      </w:r>
+      <w:r>
+        <w:t xml:space="preserve"> </w:t>
+      </w:r>
+      <w:r>
+        <w:t xml:space="preserve">-</w:t>
+      </w:r>
+      <w:r>
+        <w:t xml:space="preserve"> </w:t>
+      </w:r>
+      <w:r>
+        <w:rPr>
+          <w:rStyle w:val="VerbatimChar"/>
+        </w:rPr>
+        <w:t xml:space="preserve">05_VALIDACION_FORENSE_S10.docx</w:t>
+      </w:r>
+      <w:r>
+        <w:t xml:space="preserve"> </w:t>
+      </w:r>
+      <w:r>
+        <w:t xml:space="preserve">⭐</w:t>
+      </w:r>
+      <w:r>
+        <w:t xml:space="preserve"> </w:t>
+      </w:r>
+      <w:r>
+        <w:rPr>
+          <w:b/>
+          <w:bCs/>
+        </w:rPr>
+        <w:t xml:space="preserve">(Validación finding-by-finding contra S10 productivo)</w:t>
+      </w:r>
+    </w:p>
+    <w:bookmarkEnd w:id="77"/>
+    <w:bookmarkEnd w:id="78"/>
     <w:sectPr>
       <w:footnotePr>
         <w:numRestart w:val="eachSect"/>
@@ -12299,7 +14577,34 @@
     <w:abstractNumId w:val="991"/>
   </w:num>
   <w:num w:numId="1008">
-    <w:abstractNumId w:val="991"/>
+    <w:abstractNumId w:val="99411"/>
+    <w:lvlOverride w:ilvl="0">
+      <w:startOverride w:val="1"/>
+    </w:lvlOverride>
+    <w:lvlOverride w:ilvl="1">
+      <w:startOverride w:val="1"/>
+    </w:lvlOverride>
+    <w:lvlOverride w:ilvl="2">
+      <w:startOverride w:val="1"/>
+    </w:lvlOverride>
+    <w:lvlOverride w:ilvl="3">
+      <w:startOverride w:val="1"/>
+    </w:lvlOverride>
+    <w:lvlOverride w:ilvl="4">
+      <w:startOverride w:val="1"/>
+    </w:lvlOverride>
+    <w:lvlOverride w:ilvl="5">
+      <w:startOverride w:val="1"/>
+    </w:lvlOverride>
+    <w:lvlOverride w:ilvl="6">
+      <w:startOverride w:val="1"/>
+    </w:lvlOverride>
+    <w:lvlOverride w:ilvl="7">
+      <w:startOverride w:val="1"/>
+    </w:lvlOverride>
+    <w:lvlOverride w:ilvl="8">
+      <w:startOverride w:val="1"/>
+    </w:lvlOverride>
   </w:num>
   <w:num w:numId="1009">
     <w:abstractNumId w:val="99411"/>
@@ -12332,39 +14637,9 @@
     </w:lvlOverride>
   </w:num>
   <w:num w:numId="1010">
-    <w:abstractNumId w:val="99411"/>
-    <w:lvlOverride w:ilvl="0">
-      <w:startOverride w:val="1"/>
-    </w:lvlOverride>
-    <w:lvlOverride w:ilvl="1">
-      <w:startOverride w:val="1"/>
-    </w:lvlOverride>
-    <w:lvlOverride w:ilvl="2">
-      <w:startOverride w:val="1"/>
-    </w:lvlOverride>
-    <w:lvlOverride w:ilvl="3">
-      <w:startOverride w:val="1"/>
-    </w:lvlOverride>
-    <w:lvlOverride w:ilvl="4">
-      <w:startOverride w:val="1"/>
-    </w:lvlOverride>
-    <w:lvlOverride w:ilvl="5">
-      <w:startOverride w:val="1"/>
-    </w:lvlOverride>
-    <w:lvlOverride w:ilvl="6">
-      <w:startOverride w:val="1"/>
-    </w:lvlOverride>
-    <w:lvlOverride w:ilvl="7">
-      <w:startOverride w:val="1"/>
-    </w:lvlOverride>
-    <w:lvlOverride w:ilvl="8">
-      <w:startOverride w:val="1"/>
-    </w:lvlOverride>
+    <w:abstractNumId w:val="991"/>
   </w:num>
   <w:num w:numId="1011">
-    <w:abstractNumId w:val="991"/>
-  </w:num>
-  <w:num w:numId="1012">
     <w:abstractNumId w:val="991"/>
   </w:num>
 </w:numbering>
